--- a/TFG-JOHANNY.docx
+++ b/TFG-JOHANNY.docx
@@ -1,6 +1,6 @@
 
 <file path=word/document.xml><?xml version="1.0" encoding="utf-8"?>
-<w:document xmlns:mc="http://schemas.openxmlformats.org/markup-compatibility/2006" xmlns:o="urn:schemas-microsoft-com:office:office" xmlns:r="http://schemas.openxmlformats.org/officeDocument/2006/relationships" xmlns:m="http://schemas.openxmlformats.org/officeDocument/2006/math" xmlns:v="urn:schemas-microsoft-com:vml" xmlns:wp="http://schemas.openxmlformats.org/drawingml/2006/wordprocessingDrawing" xmlns:w10="urn:schemas-microsoft-com:office:word" xmlns:w="http://schemas.openxmlformats.org/wordprocessingml/2006/main" xmlns:wne="http://schemas.microsoft.com/office/word/2006/wordml" xmlns:sl="http://schemas.openxmlformats.org/schemaLibrary/2006/main" xmlns:a="http://schemas.openxmlformats.org/drawingml/2006/main" xmlns:pic="http://schemas.openxmlformats.org/drawingml/2006/picture" xmlns:c="http://schemas.openxmlformats.org/drawingml/2006/chart" xmlns:lc="http://schemas.openxmlformats.org/drawingml/2006/lockedCanvas" xmlns:dgm="http://schemas.openxmlformats.org/drawingml/2006/diagram" xmlns:wps="http://schemas.microsoft.com/office/word/2010/wordprocessingShape" xmlns:wpg="http://schemas.microsoft.com/office/word/2010/wordprocessingGroup" xmlns:w14="http://schemas.microsoft.com/office/word/2010/wordml" xmlns:w15="http://schemas.microsoft.com/office/word/2012/wordml">
+<w:document xmlns:mc="http://schemas.openxmlformats.org/markup-compatibility/2006" xmlns:o="urn:schemas-microsoft-com:office:office" xmlns:r="http://schemas.openxmlformats.org/officeDocument/2006/relationships" xmlns:m="http://schemas.openxmlformats.org/officeDocument/2006/math" xmlns:v="urn:schemas-microsoft-com:vml" xmlns:wp="http://schemas.openxmlformats.org/drawingml/2006/wordprocessingDrawing" xmlns:w10="urn:schemas-microsoft-com:office:word" xmlns:w="http://schemas.openxmlformats.org/wordprocessingml/2006/main" xmlns:wne="http://schemas.microsoft.com/office/word/2006/wordml" xmlns:sl="http://schemas.openxmlformats.org/schemaLibrary/2006/main" xmlns:a="http://schemas.openxmlformats.org/drawingml/2006/main" xmlns:pic="http://schemas.openxmlformats.org/drawingml/2006/picture" xmlns:c="http://schemas.openxmlformats.org/drawingml/2006/chart" xmlns:lc="http://schemas.openxmlformats.org/drawingml/2006/lockedCanvas" xmlns:dgm="http://schemas.openxmlformats.org/drawingml/2006/diagram" xmlns:wps="http://schemas.microsoft.com/office/word/2010/wordprocessingShape" xmlns:wpg="http://schemas.microsoft.com/office/word/2010/wordprocessingGroup" xmlns:w14="http://schemas.microsoft.com/office/word/2010/wordml" xmlns:w15="http://schemas.microsoft.com/office/word/2012/wordml" xmlns:w16="http://schemas.microsoft.com/office/word/2018/wordml" xmlns:w16cex="http://schemas.microsoft.com/office/word/2018/wordml/cex" xmlns:w16cid="http://schemas.microsoft.com/office/word/2016/wordml/cid" xmlns="http://schemas.microsoft.com/office/tasks/2019/documenttasks" xmlns:cr="http://schemas.microsoft.com/office/comments/2020/reactions">
   <w:body>
     <w:p>
       <w:pPr>
@@ -28,16 +28,16 @@
             <wp:extent cx="4110392" cy="7100888"/>
             <wp:effectExtent b="0" l="0" r="0" t="0"/>
             <wp:wrapSquare wrapText="bothSides" distB="0" distT="0" distL="0" distR="0"/>
-            <wp:docPr id="8" name="image2.png"/>
+            <wp:docPr id="3" name="image4.png"/>
             <a:graphic>
               <a:graphicData uri="http://schemas.openxmlformats.org/drawingml/2006/picture">
                 <pic:pic>
                   <pic:nvPicPr>
-                    <pic:cNvPr id="0" name="image2.png"/>
+                    <pic:cNvPr id="0" name="image4.png"/>
                     <pic:cNvPicPr preferRelativeResize="0"/>
                   </pic:nvPicPr>
                   <pic:blipFill>
-                    <a:blip r:embed="rId7"/>
+                    <a:blip r:embed="rId6"/>
                     <a:srcRect b="0" l="0" r="0" t="0"/>
                     <a:stretch>
                       <a:fillRect/>
@@ -108,7 +108,7 @@
           <w:szCs w:val="44"/>
         </w:rPr>
       </w:pPr>
-      <w:bookmarkStart w:colFirst="0" w:colLast="0" w:name="_heading=h.gjdgxs" w:id="0"/>
+      <w:bookmarkStart w:colFirst="0" w:colLast="0" w:name="_gjdgxs" w:id="0"/>
       <w:bookmarkEnd w:id="0"/>
       <w:r>
         <w:rPr>
@@ -144,18 +144,21 @@
     </w:p>
     <w:p>
       <w:pPr>
-        <w:pStyle w:val="Heading1"/>
-        <w:pageBreakBefore w:val="0"/>
-        <w:ind w:left="0" w:firstLine="0"/>
-        <w:rPr/>
-      </w:pPr>
-      <w:bookmarkStart w:colFirst="0" w:colLast="0" w:name="_heading=h.30j0zll" w:id="1"/>
-      <w:bookmarkEnd w:id="1"/>
-      <w:r>
-        <w:rPr>
-          <w:rtl w:val="0"/>
-        </w:rPr>
-        <w:t xml:space="preserve">[NOMBRE DEL PROYECTO]</w:t>
+        <w:ind w:firstLine="0"/>
+        <w:rPr>
+          <w:b w:val="1"/>
+          <w:sz w:val="33"/>
+          <w:szCs w:val="33"/>
+        </w:rPr>
+      </w:pPr>
+      <w:r>
+        <w:rPr>
+          <w:b w:val="1"/>
+          <w:sz w:val="33"/>
+          <w:szCs w:val="33"/>
+          <w:rtl w:val="0"/>
+        </w:rPr>
+        <w:t xml:space="preserve">Calculadora de Balances Integrada a la Empresa</w:t>
       </w:r>
     </w:p>
     <w:p>
@@ -164,8 +167,8 @@
         <w:pageBreakBefore w:val="0"/>
         <w:rPr/>
       </w:pPr>
-      <w:bookmarkStart w:colFirst="0" w:colLast="0" w:name="_heading=h.1fob9te" w:id="2"/>
-      <w:bookmarkEnd w:id="2"/>
+      <w:bookmarkStart w:colFirst="0" w:colLast="0" w:name="_1fob9te" w:id="1"/>
+      <w:bookmarkEnd w:id="1"/>
       <w:r>
         <w:rPr>
           <w:rtl w:val="0"/>
@@ -180,13 +183,13 @@
         <w:spacing w:after="0" w:line="360" w:lineRule="auto"/>
         <w:rPr/>
       </w:pPr>
-      <w:bookmarkStart w:colFirst="0" w:colLast="0" w:name="_heading=h.3znysh7" w:id="3"/>
-      <w:bookmarkEnd w:id="3"/>
-      <w:r>
-        <w:rPr>
-          <w:rtl w:val="0"/>
-        </w:rPr>
-        <w:t xml:space="preserve">Tutor:</w:t>
+      <w:bookmarkStart w:colFirst="0" w:colLast="0" w:name="_3znysh7" w:id="2"/>
+      <w:bookmarkEnd w:id="2"/>
+      <w:r>
+        <w:rPr>
+          <w:rtl w:val="0"/>
+        </w:rPr>
+        <w:t xml:space="preserve">Tutor: Jesus Guillen</w:t>
       </w:r>
     </w:p>
     <w:p>
@@ -196,8 +199,8 @@
         <w:spacing w:after="0" w:line="360" w:lineRule="auto"/>
         <w:rPr/>
       </w:pPr>
-      <w:bookmarkStart w:colFirst="0" w:colLast="0" w:name="_heading=h.2et92p0" w:id="4"/>
-      <w:bookmarkEnd w:id="4"/>
+      <w:bookmarkStart w:colFirst="0" w:colLast="0" w:name="_2et92p0" w:id="3"/>
+      <w:bookmarkEnd w:id="3"/>
       <w:r>
         <w:rPr>
           <w:rtl w:val="0"/>
@@ -212,13 +215,13 @@
         <w:spacing w:line="360" w:lineRule="auto"/>
         <w:rPr/>
       </w:pPr>
-      <w:bookmarkStart w:colFirst="0" w:colLast="0" w:name="_heading=h.tyjcwt" w:id="5"/>
-      <w:bookmarkEnd w:id="5"/>
-      <w:r>
-        <w:rPr>
-          <w:rtl w:val="0"/>
-        </w:rPr>
-        <w:t xml:space="preserve">Trabajo presentado por: </w:t>
+      <w:bookmarkStart w:colFirst="0" w:colLast="0" w:name="_tyjcwt" w:id="4"/>
+      <w:bookmarkEnd w:id="4"/>
+      <w:r>
+        <w:rPr>
+          <w:rtl w:val="0"/>
+        </w:rPr>
+        <w:t xml:space="preserve">Trabajo presentado por: Johanny Sanchez Alvarez</w:t>
       </w:r>
       <w:r>
         <w:br w:type="page"/>
@@ -263,6 +266,42 @@
     </w:p>
     <w:p>
       <w:pPr>
+        <w:pStyle w:val="Heading3"/>
+        <w:keepNext w:val="0"/>
+        <w:keepLines w:val="0"/>
+        <w:pBdr>
+          <w:top w:color="e5e7eb" w:space="0" w:sz="0" w:val="none"/>
+          <w:left w:color="e5e7eb" w:space="0" w:sz="0" w:val="none"/>
+          <w:bottom w:color="e5e7eb" w:space="0" w:sz="0" w:val="none"/>
+          <w:right w:color="e5e7eb" w:space="0" w:sz="0" w:val="none"/>
+          <w:between w:color="e5e7eb" w:space="0" w:sz="0" w:val="none"/>
+        </w:pBdr>
+        <w:spacing w:after="240" w:before="360" w:line="280" w:lineRule="auto"/>
+        <w:ind w:left="0" w:firstLine="0"/>
+        <w:rPr>
+          <w:rFonts w:ascii="Arial" w:cs="Arial" w:eastAsia="Arial" w:hAnsi="Arial"/>
+          <w:i w:val="1"/>
+          <w:color w:val="524d66"/>
+          <w:sz w:val="36"/>
+          <w:szCs w:val="36"/>
+        </w:rPr>
+      </w:pPr>
+      <w:bookmarkStart w:colFirst="0" w:colLast="0" w:name="_m2nvtfwd49e7" w:id="5"/>
+      <w:bookmarkEnd w:id="5"/>
+      <w:r>
+        <w:rPr>
+          <w:rFonts w:ascii="Arial" w:cs="Arial" w:eastAsia="Arial" w:hAnsi="Arial"/>
+          <w:i w:val="1"/>
+          <w:color w:val="524d66"/>
+          <w:sz w:val="36"/>
+          <w:szCs w:val="36"/>
+          <w:rtl w:val="0"/>
+        </w:rPr>
+        <w:t xml:space="preserve"> No creo que haya alguna emoción más intensa para un inventor que ver alguna de sus creaciones funcionando. Esa emoción hace que uno se olvide de comer, de dormir, de todo.</w:t>
+      </w:r>
+    </w:p>
+    <w:p>
+      <w:pPr>
         <w:pageBreakBefore w:val="0"/>
         <w:ind w:firstLine="0"/>
         <w:rPr>
@@ -281,6 +320,47 @@
       <w:pPr>
         <w:pageBreakBefore w:val="0"/>
         <w:ind w:firstLine="0"/>
+        <w:jc w:val="right"/>
+        <w:rPr>
+          <w:b w:val="1"/>
+          <w:i w:val="1"/>
+          <w:sz w:val="24"/>
+          <w:szCs w:val="24"/>
+        </w:rPr>
+      </w:pPr>
+      <w:r>
+        <w:rPr>
+          <w:b w:val="1"/>
+          <w:i w:val="1"/>
+          <w:sz w:val="24"/>
+          <w:szCs w:val="24"/>
+          <w:rtl w:val="0"/>
+        </w:rPr>
+        <w:t xml:space="preserve">Nikola Tesla</w:t>
+        <w:tab/>
+        <w:tab/>
+      </w:r>
+      <w:r>
+        <w:rPr>
+          <w:rFonts w:ascii="Arial" w:cs="Arial" w:eastAsia="Arial" w:hAnsi="Arial"/>
+          <w:b w:val="1"/>
+          <w:i w:val="1"/>
+          <w:sz w:val="24"/>
+          <w:szCs w:val="24"/>
+          <w:rtl w:val="0"/>
+        </w:rPr>
+        <w:t xml:space="preserve">1856 -1943</w:t>
+      </w:r>
+      <w:r>
+        <w:rPr>
+          <w:rtl w:val="0"/>
+        </w:rPr>
+      </w:r>
+    </w:p>
+    <w:p>
+      <w:pPr>
+        <w:pageBreakBefore w:val="0"/>
+        <w:ind w:firstLine="0"/>
         <w:rPr>
           <w:b w:val="1"/>
           <w:sz w:val="36"/>
@@ -375,103 +455,9 @@
     </w:p>
     <w:p>
       <w:pPr>
-        <w:pageBreakBefore w:val="0"/>
-        <w:ind w:firstLine="0"/>
-        <w:rPr>
-          <w:b w:val="1"/>
-          <w:sz w:val="36"/>
-          <w:szCs w:val="36"/>
-        </w:rPr>
-      </w:pPr>
-      <w:r>
-        <w:rPr>
-          <w:rtl w:val="0"/>
-        </w:rPr>
-      </w:r>
-    </w:p>
-    <w:p>
-      <w:pPr>
-        <w:pageBreakBefore w:val="0"/>
-        <w:ind w:firstLine="0"/>
-        <w:rPr>
-          <w:b w:val="1"/>
-          <w:sz w:val="36"/>
-          <w:szCs w:val="36"/>
-        </w:rPr>
-      </w:pPr>
-      <w:r>
-        <w:rPr>
-          <w:rtl w:val="0"/>
-        </w:rPr>
-      </w:r>
-    </w:p>
-    <w:p>
-      <w:pPr>
-        <w:pageBreakBefore w:val="0"/>
-        <w:ind w:firstLine="0"/>
-        <w:rPr>
-          <w:sz w:val="36"/>
-          <w:szCs w:val="36"/>
-        </w:rPr>
-      </w:pPr>
-      <w:r>
-        <w:rPr>
-          <w:rtl w:val="0"/>
-        </w:rPr>
-      </w:r>
-    </w:p>
-    <w:p>
-      <w:pPr>
-        <w:spacing w:after="240" w:before="240" w:line="276" w:lineRule="auto"/>
-        <w:ind w:firstLine="0"/>
-        <w:jc w:val="right"/>
-        <w:rPr>
-          <w:rFonts w:ascii="Times New Roman" w:cs="Times New Roman" w:eastAsia="Times New Roman" w:hAnsi="Times New Roman"/>
-          <w:i w:val="1"/>
-          <w:color w:val="002c4e"/>
-          <w:sz w:val="24"/>
-          <w:szCs w:val="24"/>
-        </w:rPr>
-      </w:pPr>
-      <w:r>
-        <w:rPr>
-          <w:rFonts w:ascii="Times New Roman" w:cs="Times New Roman" w:eastAsia="Times New Roman" w:hAnsi="Times New Roman"/>
-          <w:i w:val="1"/>
-          <w:color w:val="002c4e"/>
-          <w:sz w:val="24"/>
-          <w:szCs w:val="24"/>
-          <w:rtl w:val="0"/>
-        </w:rPr>
-        <w:t xml:space="preserve">“Hu</w:t>
-      </w:r>
-      <w:r>
-        <w:rPr>
-          <w:rFonts w:ascii="Times New Roman" w:cs="Times New Roman" w:eastAsia="Times New Roman" w:hAnsi="Times New Roman"/>
-          <w:i w:val="1"/>
-          <w:color w:val="002060"/>
-          <w:sz w:val="24"/>
-          <w:szCs w:val="24"/>
-          <w:rtl w:val="0"/>
-        </w:rPr>
-        <w:t xml:space="preserve">eco destinado a una frase de alguna persona célebre que tenga relación con vuestro proye</w:t>
-      </w:r>
-      <w:r>
-        <w:rPr>
-          <w:rFonts w:ascii="Times New Roman" w:cs="Times New Roman" w:eastAsia="Times New Roman" w:hAnsi="Times New Roman"/>
-          <w:i w:val="1"/>
-          <w:color w:val="002c4e"/>
-          <w:sz w:val="24"/>
-          <w:szCs w:val="24"/>
-          <w:rtl w:val="0"/>
-        </w:rPr>
-        <w:t xml:space="preserve">cto”</w:t>
-      </w:r>
-    </w:p>
-    <w:p>
-      <w:pPr>
         <w:spacing w:after="240" w:before="240" w:lineRule="auto"/>
         <w:ind w:firstLine="0"/>
-        <w:jc w:val="right"/>
+        <w:jc w:val="left"/>
         <w:rPr>
           <w:b w:val="1"/>
           <w:color w:val="002c4e"/>
@@ -479,17 +465,6 @@
           <w:szCs w:val="36"/>
         </w:rPr>
       </w:pPr>
-      <w:r>
-        <w:rPr>
-          <w:rFonts w:ascii="Times New Roman" w:cs="Times New Roman" w:eastAsia="Times New Roman" w:hAnsi="Times New Roman"/>
-          <w:i w:val="1"/>
-          <w:color w:val="002c4e"/>
-          <w:sz w:val="24"/>
-          <w:szCs w:val="24"/>
-          <w:rtl w:val="0"/>
-        </w:rPr>
-        <w:t xml:space="preserve">[Autor de la frase] (Año de nacimiento-año de muerte)</w:t>
-      </w:r>
       <w:r>
         <w:rPr>
           <w:rtl w:val="0"/>
@@ -562,6 +537,7 @@
             <w:spacing w:before="80" w:line="240" w:lineRule="auto"/>
             <w:ind w:left="0" w:firstLine="0"/>
             <w:rPr>
+              <w:b w:val="1"/>
               <w:color w:val="002c4e"/>
             </w:rPr>
           </w:pPr>
@@ -570,19 +546,16 @@
             <w:instrText xml:space="preserve"> TOC \h \u \z \t "Heading 1,1,Heading 2,2,Heading 3,3,Heading 4,4,Heading 5,5,Heading 6,6,"</w:instrText>
             <w:fldChar w:fldCharType="separate"/>
           </w:r>
-          <w:hyperlink w:anchor="_heading=h.30j0zll">
-            <w:r>
-              <w:rPr>
-                <w:b w:val="1"/>
-                <w:color w:val="002c4e"/>
-                <w:rtl w:val="0"/>
-              </w:rPr>
-              <w:t xml:space="preserve">[NOMBRE DEL PROYECTO]</w:t>
-            </w:r>
-          </w:hyperlink>
           <w:r>
             <w:rPr>
               <w:b w:val="1"/>
+              <w:rtl w:val="0"/>
+            </w:rPr>
+            <w:t xml:space="preserve">Calculadora de Balances Integrada a la Empresa</w:t>
+          </w:r>
+          <w:r>
+            <w:rPr>
+              <w:b w:val="1"/>
               <w:color w:val="002c4e"/>
               <w:rtl w:val="0"/>
             </w:rPr>
@@ -590,7 +563,7 @@
           </w:r>
           <w:r>
             <w:fldChar w:fldCharType="begin"/>
-            <w:instrText xml:space="preserve"> PAGEREF _heading=h.30j0zll \h </w:instrText>
+            <w:instrText xml:space="preserve"> PAGEREF _30j0zll \h </w:instrText>
             <w:fldChar w:fldCharType="separate"/>
           </w:r>
           <w:r>
@@ -621,7 +594,7 @@
               <w:color w:val="002c4e"/>
             </w:rPr>
           </w:pPr>
-          <w:hyperlink w:anchor="_heading=h.3dy6vkm">
+          <w:hyperlink w:anchor="_3dy6vkm">
             <w:r>
               <w:rPr>
                 <w:b w:val="1"/>
@@ -641,7 +614,7 @@
           </w:r>
           <w:r>
             <w:fldChar w:fldCharType="begin"/>
-            <w:instrText xml:space="preserve"> PAGEREF _heading=h.3dy6vkm \h </w:instrText>
+            <w:instrText xml:space="preserve"> PAGEREF _3dy6vkm \h </w:instrText>
             <w:fldChar w:fldCharType="separate"/>
           </w:r>
           <w:r>
@@ -672,7 +645,7 @@
               <w:color w:val="002c4e"/>
             </w:rPr>
           </w:pPr>
-          <w:hyperlink w:anchor="_heading=h.1t3h5sf">
+          <w:hyperlink w:anchor="_1t3h5sf">
             <w:r>
               <w:rPr>
                 <w:color w:val="002c4e"/>
@@ -690,7 +663,7 @@
           </w:r>
           <w:r>
             <w:fldChar w:fldCharType="begin"/>
-            <w:instrText xml:space="preserve"> PAGEREF _heading=h.1t3h5sf \h </w:instrText>
+            <w:instrText xml:space="preserve"> PAGEREF _1t3h5sf \h </w:instrText>
             <w:fldChar w:fldCharType="separate"/>
           </w:r>
           <w:r>
@@ -720,7 +693,7 @@
               <w:color w:val="002c4e"/>
             </w:rPr>
           </w:pPr>
-          <w:hyperlink w:anchor="_heading=h.4d34og8">
+          <w:hyperlink w:anchor="_4d34og8">
             <w:r>
               <w:rPr>
                 <w:color w:val="002c4e"/>
@@ -738,7 +711,7 @@
           </w:r>
           <w:r>
             <w:fldChar w:fldCharType="begin"/>
-            <w:instrText xml:space="preserve"> PAGEREF _heading=h.4d34og8 \h </w:instrText>
+            <w:instrText xml:space="preserve"> PAGEREF _4d34og8 \h </w:instrText>
             <w:fldChar w:fldCharType="separate"/>
           </w:r>
           <w:r>
@@ -768,7 +741,7 @@
               <w:color w:val="002c4e"/>
             </w:rPr>
           </w:pPr>
-          <w:hyperlink w:anchor="_heading=h.2s8eyo1">
+          <w:hyperlink w:anchor="_2s8eyo1">
             <w:r>
               <w:rPr>
                 <w:color w:val="002c4e"/>
@@ -786,7 +759,7 @@
           </w:r>
           <w:r>
             <w:fldChar w:fldCharType="begin"/>
-            <w:instrText xml:space="preserve"> PAGEREF _heading=h.2s8eyo1 \h </w:instrText>
+            <w:instrText xml:space="preserve"> PAGEREF _2s8eyo1 \h </w:instrText>
             <w:fldChar w:fldCharType="separate"/>
           </w:r>
           <w:r>
@@ -816,7 +789,7 @@
               <w:color w:val="002c4e"/>
             </w:rPr>
           </w:pPr>
-          <w:hyperlink w:anchor="_heading=h.17dp8vu">
+          <w:hyperlink w:anchor="_17dp8vu">
             <w:r>
               <w:rPr>
                 <w:color w:val="002c4e"/>
@@ -834,7 +807,7 @@
           </w:r>
           <w:r>
             <w:fldChar w:fldCharType="begin"/>
-            <w:instrText xml:space="preserve"> PAGEREF _heading=h.17dp8vu \h </w:instrText>
+            <w:instrText xml:space="preserve"> PAGEREF _17dp8vu \h </w:instrText>
             <w:fldChar w:fldCharType="separate"/>
           </w:r>
           <w:r>
@@ -864,7 +837,7 @@
               <w:color w:val="002c4e"/>
             </w:rPr>
           </w:pPr>
-          <w:hyperlink w:anchor="_heading=h.3rdcrjn">
+          <w:hyperlink w:anchor="_3rdcrjn">
             <w:r>
               <w:rPr>
                 <w:color w:val="002c4e"/>
@@ -882,7 +855,7 @@
           </w:r>
           <w:r>
             <w:fldChar w:fldCharType="begin"/>
-            <w:instrText xml:space="preserve"> PAGEREF _heading=h.3rdcrjn \h </w:instrText>
+            <w:instrText xml:space="preserve"> PAGEREF _3rdcrjn \h </w:instrText>
             <w:fldChar w:fldCharType="separate"/>
           </w:r>
           <w:r>
@@ -912,7 +885,7 @@
               <w:color w:val="002c4e"/>
             </w:rPr>
           </w:pPr>
-          <w:hyperlink w:anchor="_heading=h.26in1rg">
+          <w:hyperlink w:anchor="_26in1rg">
             <w:r>
               <w:rPr>
                 <w:color w:val="002c4e"/>
@@ -930,7 +903,7 @@
           </w:r>
           <w:r>
             <w:fldChar w:fldCharType="begin"/>
-            <w:instrText xml:space="preserve"> PAGEREF _heading=h.26in1rg \h </w:instrText>
+            <w:instrText xml:space="preserve"> PAGEREF _26in1rg \h </w:instrText>
             <w:fldChar w:fldCharType="separate"/>
           </w:r>
           <w:r>
@@ -960,7 +933,7 @@
               <w:color w:val="002c4e"/>
             </w:rPr>
           </w:pPr>
-          <w:hyperlink w:anchor="_heading=h.lnxbz9">
+          <w:hyperlink w:anchor="_lnxbz9">
             <w:r>
               <w:rPr>
                 <w:b w:val="1"/>
@@ -980,7 +953,7 @@
           </w:r>
           <w:r>
             <w:fldChar w:fldCharType="begin"/>
-            <w:instrText xml:space="preserve"> PAGEREF _heading=h.lnxbz9 \h </w:instrText>
+            <w:instrText xml:space="preserve"> PAGEREF _lnxbz9 \h </w:instrText>
             <w:fldChar w:fldCharType="separate"/>
           </w:r>
           <w:r>
@@ -1011,7 +984,7 @@
               <w:color w:val="002c4e"/>
             </w:rPr>
           </w:pPr>
-          <w:hyperlink w:anchor="_heading=h.35nkun2">
+          <w:hyperlink w:anchor="_35nkun2">
             <w:r>
               <w:rPr>
                 <w:color w:val="002c4e"/>
@@ -1029,7 +1002,7 @@
           </w:r>
           <w:r>
             <w:fldChar w:fldCharType="begin"/>
-            <w:instrText xml:space="preserve"> PAGEREF _heading=h.35nkun2 \h </w:instrText>
+            <w:instrText xml:space="preserve"> PAGEREF _35nkun2 \h </w:instrText>
             <w:fldChar w:fldCharType="separate"/>
           </w:r>
           <w:r>
@@ -1059,7 +1032,7 @@
               <w:color w:val="002c4e"/>
             </w:rPr>
           </w:pPr>
-          <w:hyperlink w:anchor="_heading=h.1ksv4uv">
+          <w:hyperlink w:anchor="_1ksv4uv">
             <w:r>
               <w:rPr>
                 <w:color w:val="002c4e"/>
@@ -1077,7 +1050,7 @@
           </w:r>
           <w:r>
             <w:fldChar w:fldCharType="begin"/>
-            <w:instrText xml:space="preserve"> PAGEREF _heading=h.1ksv4uv \h </w:instrText>
+            <w:instrText xml:space="preserve"> PAGEREF _1ksv4uv \h </w:instrText>
             <w:fldChar w:fldCharType="separate"/>
           </w:r>
           <w:r>
@@ -1107,7 +1080,7 @@
               <w:color w:val="002c4e"/>
             </w:rPr>
           </w:pPr>
-          <w:hyperlink w:anchor="_heading=h.44sinio">
+          <w:hyperlink w:anchor="_44sinio">
             <w:r>
               <w:rPr>
                 <w:color w:val="002c4e"/>
@@ -1125,7 +1098,7 @@
           </w:r>
           <w:r>
             <w:fldChar w:fldCharType="begin"/>
-            <w:instrText xml:space="preserve"> PAGEREF _heading=h.44sinio \h </w:instrText>
+            <w:instrText xml:space="preserve"> PAGEREF _44sinio \h </w:instrText>
             <w:fldChar w:fldCharType="separate"/>
           </w:r>
           <w:r>
@@ -1155,7 +1128,7 @@
               <w:color w:val="002c4e"/>
             </w:rPr>
           </w:pPr>
-          <w:hyperlink w:anchor="_heading=h.2jxsxqh">
+          <w:hyperlink w:anchor="_2jxsxqh">
             <w:r>
               <w:rPr>
                 <w:b w:val="1"/>
@@ -1175,7 +1148,7 @@
           </w:r>
           <w:r>
             <w:fldChar w:fldCharType="begin"/>
-            <w:instrText xml:space="preserve"> PAGEREF _heading=h.2jxsxqh \h </w:instrText>
+            <w:instrText xml:space="preserve"> PAGEREF _2jxsxqh \h </w:instrText>
             <w:fldChar w:fldCharType="separate"/>
           </w:r>
           <w:r>
@@ -1206,7 +1179,7 @@
               <w:color w:val="002c4e"/>
             </w:rPr>
           </w:pPr>
-          <w:hyperlink w:anchor="_heading=h.z337ya">
+          <w:hyperlink w:anchor="_z337ya">
             <w:r>
               <w:rPr>
                 <w:b w:val="1"/>
@@ -1226,7 +1199,7 @@
           </w:r>
           <w:r>
             <w:fldChar w:fldCharType="begin"/>
-            <w:instrText xml:space="preserve"> PAGEREF _heading=h.z337ya \h </w:instrText>
+            <w:instrText xml:space="preserve"> PAGEREF _z337ya \h </w:instrText>
             <w:fldChar w:fldCharType="separate"/>
           </w:r>
           <w:r>
@@ -1257,7 +1230,7 @@
               <w:color w:val="002c4e"/>
             </w:rPr>
           </w:pPr>
-          <w:hyperlink w:anchor="_heading=h.3j2qqm3">
+          <w:hyperlink w:anchor="_3j2qqm3">
             <w:r>
               <w:rPr>
                 <w:b w:val="1"/>
@@ -1277,7 +1250,7 @@
           </w:r>
           <w:r>
             <w:fldChar w:fldCharType="begin"/>
-            <w:instrText xml:space="preserve"> PAGEREF _heading=h.3j2qqm3 \h </w:instrText>
+            <w:instrText xml:space="preserve"> PAGEREF _3j2qqm3 \h </w:instrText>
             <w:fldChar w:fldCharType="separate"/>
           </w:r>
           <w:r>
@@ -1308,7 +1281,7 @@
               <w:color w:val="002c4e"/>
             </w:rPr>
           </w:pPr>
-          <w:hyperlink w:anchor="_heading=h.1y810tw">
+          <w:hyperlink w:anchor="_1y810tw">
             <w:r>
               <w:rPr>
                 <w:b w:val="1"/>
@@ -1328,7 +1301,7 @@
           </w:r>
           <w:r>
             <w:fldChar w:fldCharType="begin"/>
-            <w:instrText xml:space="preserve"> PAGEREF _heading=h.1y810tw \h </w:instrText>
+            <w:instrText xml:space="preserve"> PAGEREF _1y810tw \h </w:instrText>
             <w:fldChar w:fldCharType="separate"/>
           </w:r>
           <w:r>
@@ -1359,7 +1332,7 @@
               <w:color w:val="002c4e"/>
             </w:rPr>
           </w:pPr>
-          <w:hyperlink w:anchor="_heading=h.4i7ojhp">
+          <w:hyperlink w:anchor="_4i7ojhp">
             <w:r>
               <w:rPr>
                 <w:b w:val="1"/>
@@ -1379,7 +1352,7 @@
           </w:r>
           <w:r>
             <w:fldChar w:fldCharType="begin"/>
-            <w:instrText xml:space="preserve"> PAGEREF _heading=h.4i7ojhp \h </w:instrText>
+            <w:instrText xml:space="preserve"> PAGEREF _4i7ojhp \h </w:instrText>
             <w:fldChar w:fldCharType="separate"/>
           </w:r>
           <w:r>
@@ -1406,18 +1379,763 @@
     </w:sdt>
     <w:p>
       <w:pPr>
-        <w:pageBreakBefore w:val="0"/>
-        <w:rPr/>
-      </w:pPr>
-      <w:r>
-        <w:rPr>
-          <w:rtl w:val="0"/>
-        </w:rPr>
-      </w:r>
-    </w:p>
-    <w:p>
-      <w:pPr>
-        <w:pageBreakBefore w:val="0"/>
+        <w:pStyle w:val="Heading1"/>
+        <w:ind w:left="0" w:firstLine="0"/>
+        <w:rPr>
+          <w:sz w:val="30"/>
+          <w:szCs w:val="30"/>
+        </w:rPr>
+      </w:pPr>
+      <w:bookmarkStart w:colFirst="0" w:colLast="0" w:name="_qutu23jsr2x5" w:id="6"/>
+      <w:bookmarkEnd w:id="6"/>
+      <w:r>
+        <w:rPr>
+          <w:rtl w:val="0"/>
+        </w:rPr>
+      </w:r>
+    </w:p>
+    <w:p>
+      <w:pPr>
+        <w:pStyle w:val="Heading1"/>
+        <w:ind w:left="0" w:firstLine="0"/>
+        <w:rPr/>
+      </w:pPr>
+      <w:bookmarkStart w:colFirst="0" w:colLast="0" w:name="_2up7w19i2dxx" w:id="7"/>
+      <w:bookmarkEnd w:id="7"/>
+      <w:r>
+        <w:rPr>
+          <w:rtl w:val="0"/>
+        </w:rPr>
+        <w:t xml:space="preserve">1. </w:t>
+      </w:r>
+      <w:r>
+        <w:rPr>
+          <w:rtl w:val="0"/>
+        </w:rPr>
+        <w:t xml:space="preserve">CONTEXTUALIZACIÓN </w:t>
+      </w:r>
+      <w:r>
+        <w:rPr>
+          <w:rtl w:val="0"/>
+        </w:rPr>
+        <w:t xml:space="preserve">EMPRESARIAL</w:t>
+      </w:r>
+    </w:p>
+    <w:p>
+      <w:pPr>
+        <w:pStyle w:val="Heading2"/>
+        <w:rPr/>
+      </w:pPr>
+      <w:bookmarkStart w:colFirst="0" w:colLast="0" w:name="_a4o9ssrzqc9f" w:id="8"/>
+      <w:bookmarkEnd w:id="8"/>
+      <w:r>
+        <w:rPr>
+          <w:rtl w:val="0"/>
+        </w:rPr>
+        <w:t xml:space="preserve">1.1 Denominación.</w:t>
+      </w:r>
+    </w:p>
+    <w:p>
+      <w:pPr>
+        <w:ind w:left="0" w:firstLine="0"/>
+        <w:rPr>
+          <w:i w:val="1"/>
+          <w:color w:val="434343"/>
+        </w:rPr>
+      </w:pPr>
+      <w:r>
+        <w:rPr>
+          <w:rtl w:val="0"/>
+        </w:rPr>
+        <w:t xml:space="preserve">En España, regularmente las empresas están obligadas a mínimamente hacer un balance por cada ejercicio fiscal para así reflejar la situación económica de la empresa. </w:t>
+      </w:r>
+      <w:r>
+        <w:rPr>
+          <w:i w:val="1"/>
+          <w:color w:val="434343"/>
+          <w:rtl w:val="0"/>
+        </w:rPr>
+        <w:t xml:space="preserve">(Agencia Tributario: Obligaciones contables y registrables / Libros Obligatorios / Libro de inventarios y cuentas anuales)</w:t>
+      </w:r>
+    </w:p>
+    <w:p>
+      <w:pPr>
+        <w:ind w:left="0" w:firstLine="0"/>
+        <w:rPr/>
+      </w:pPr>
+      <w:r>
+        <w:rPr>
+          <w:rtl w:val="0"/>
+        </w:rPr>
+        <w:t xml:space="preserve">Muchas veces la creación de un balance puede ser confusa y tediosa a la hora de plantearla, pero eso no significa que un balance sea algo más que un trámite. Gracias a la realización de éste mismo, la empresa puede tener mejor conocimiento de su situación, así como tomar decisiones respecto a ello.</w:t>
+      </w:r>
+    </w:p>
+    <w:p>
+      <w:pPr>
+        <w:ind w:left="0" w:firstLine="0"/>
+        <w:rPr/>
+      </w:pPr>
+      <w:r>
+        <w:rPr>
+          <w:rtl w:val="0"/>
+        </w:rPr>
+        <w:t xml:space="preserve">El proyecto consiste en una calculadora de balance, algo que ya se ha creado, pero con la diferencia de que estará focalizada a cada empresa. Poder iniciar sesión como un departamento de la empresa, introducir tus datos relevantes, y que el balance se llene automáticamente, además de que al terminar su realización, éste refleje el estado y recomendaciones hacia la empresa. Una Calculadora de Balances Integrada a la Empresa.</w:t>
+      </w:r>
+    </w:p>
+    <w:p>
+      <w:pPr>
+        <w:ind w:left="0" w:firstLine="0"/>
+        <w:rPr/>
+      </w:pPr>
+      <w:r>
+        <w:rPr>
+          <w:rtl w:val="0"/>
+        </w:rPr>
+      </w:r>
+    </w:p>
+    <w:p>
+      <w:pPr>
+        <w:pStyle w:val="Heading2"/>
+        <w:rPr/>
+      </w:pPr>
+      <w:bookmarkStart w:colFirst="0" w:colLast="0" w:name="_3wgyfqc6roi" w:id="9"/>
+      <w:bookmarkEnd w:id="9"/>
+      <w:r>
+        <w:rPr>
+          <w:rtl w:val="0"/>
+        </w:rPr>
+        <w:t xml:space="preserve">1.2 Justificación de la idea del proyecto.</w:t>
+      </w:r>
+    </w:p>
+    <w:p>
+      <w:pPr>
+        <w:ind w:left="0" w:firstLine="0"/>
+        <w:rPr/>
+      </w:pPr>
+      <w:r>
+        <w:rPr>
+          <w:rtl w:val="0"/>
+        </w:rPr>
+        <w:t xml:space="preserve">Más allá de </w:t>
+      </w:r>
+      <w:r>
+        <w:rPr>
+          <w:rtl w:val="0"/>
+        </w:rPr>
+        <w:t xml:space="preserve">que la economía es un ámbito del conocimiento que se debe saber manejar</w:t>
+      </w:r>
+      <w:r>
+        <w:rPr>
+          <w:rtl w:val="0"/>
+        </w:rPr>
+        <w:t xml:space="preserve">, la realización de un balance, como cualquier documentación de contabilidad, suele ser tarea aburrida y tediosa, por ello con ésta calculadora integrada se pretende facilitar su realización, que cada departamento se encargue de sus puntos principales, y las pequeñas y medianas empresas sean capaces de mantener un orden y conocimiento sobre su situación.</w:t>
+      </w:r>
+    </w:p>
+    <w:p>
+      <w:pPr>
+        <w:pStyle w:val="Heading2"/>
+        <w:rPr/>
+      </w:pPr>
+      <w:bookmarkStart w:colFirst="0" w:colLast="0" w:name="_c50ivn4w9b6" w:id="10"/>
+      <w:bookmarkEnd w:id="10"/>
+      <w:r>
+        <w:rPr>
+          <w:rtl w:val="0"/>
+        </w:rPr>
+        <w:t xml:space="preserve">1.3. Estudio de la competencia.</w:t>
+      </w:r>
+    </w:p>
+    <w:p>
+      <w:pPr>
+        <w:ind w:left="0" w:firstLine="0"/>
+        <w:rPr/>
+      </w:pPr>
+      <w:r>
+        <w:rPr>
+          <w:rtl w:val="0"/>
+        </w:rPr>
+        <w:t xml:space="preserve">A día de hoy no existen muchas empresas se dediquen a esto, la mayoría hacen balances a la antigua con su departamento de contabilidad, o lo subcontrata a  empresas dedicadas a ello. Existen algunas calculadoras online, algunas más pulidas que otras, pero la mayoría están para hacer el paso puntual para la documentación. La mayor página dedicada a calculadoras online de manera más amplia es </w:t>
+      </w:r>
+      <w:hyperlink r:id="rId7">
+        <w:r>
+          <w:rPr>
+            <w:color w:val="1155cc"/>
+            <w:u w:val="single"/>
+            <w:rtl w:val="0"/>
+          </w:rPr>
+          <w:t xml:space="preserve">Financlick</w:t>
+        </w:r>
+      </w:hyperlink>
+      <w:r>
+        <w:rPr>
+          <w:rtl w:val="0"/>
+        </w:rPr>
+        <w:t xml:space="preserve">, la cual posee calculadora de balance, estadísticas específicas, gráficas y plantillas. Lo bueno es que a partir de esto podemos fijarnos en dónde está el estándar más alto y focalizarnos desde ahí. </w:t>
+      </w:r>
+      <w:r>
+        <w:rPr>
+          <w:rtl w:val="0"/>
+        </w:rPr>
+        <w:t xml:space="preserve">Con el proyecto no se pretende tomar una parte del mercado en sí, si no crear una herramienta de facilitación para que esas gestorías externas o departamentos que se encarguen de ello, sean capaces de agilizar su trabajo y ser más efectivos aún. Para diferenciarnos tenemos la capacidad de recibir solicitudes de empresas, dar un feedback más personalizado y permitir una interfaz a petición de la empresa que nos contrate.</w:t>
+      </w:r>
+    </w:p>
+    <w:p>
+      <w:pPr>
+        <w:ind w:left="0" w:firstLine="0"/>
+        <w:rPr/>
+      </w:pPr>
+      <w:r>
+        <w:rPr>
+          <w:rtl w:val="0"/>
+        </w:rPr>
+      </w:r>
+    </w:p>
+    <w:p>
+      <w:pPr>
+        <w:ind w:left="0" w:firstLine="0"/>
+        <w:rPr/>
+      </w:pPr>
+      <w:r>
+        <w:rPr>
+          <w:rtl w:val="0"/>
+        </w:rPr>
+      </w:r>
+    </w:p>
+    <w:p>
+      <w:pPr>
+        <w:pStyle w:val="Heading2"/>
+        <w:rPr/>
+      </w:pPr>
+      <w:bookmarkStart w:colFirst="0" w:colLast="0" w:name="_akbvoiwj7vuc" w:id="11"/>
+      <w:bookmarkEnd w:id="11"/>
+      <w:r>
+        <w:rPr>
+          <w:rtl w:val="0"/>
+        </w:rPr>
+        <w:t xml:space="preserve">1.4 Oportunidad de negocio</w:t>
+      </w:r>
+    </w:p>
+    <w:p>
+      <w:pPr>
+        <w:ind w:left="0" w:firstLine="0"/>
+        <w:rPr/>
+      </w:pPr>
+      <w:r>
+        <w:rPr>
+          <w:rtl w:val="0"/>
+        </w:rPr>
+        <w:t xml:space="preserve">Como se dijo antes, el proyecto no está destinado a coger una parte del mercado, es un servicio dedicado a ser utilizado como herramienta. El planteamiento general permite a una empresa contratar un plan de uso de la aplicación para así gestionarse eficazmente.</w:t>
+      </w:r>
+    </w:p>
+    <w:p>
+      <w:pPr>
+        <w:ind w:left="0" w:firstLine="0"/>
+        <w:rPr/>
+      </w:pPr>
+      <w:r>
+        <w:rPr>
+          <w:rtl w:val="0"/>
+        </w:rPr>
+        <w:t xml:space="preserve">El trabajo de contable es un puesto bastante ofertado debido a que una empresa siempre necesita mantener en orden su situación económica, pues está herramienta está dirigida a estos puestos. Si tomamos en cuenta que la empresa solo hace cuentas una vez cada doce meses, los precios suelen oscilar los más de</w:t>
+      </w:r>
+      <w:r>
+        <w:rPr>
+          <w:rtl w:val="0"/>
+        </w:rPr>
+        <w:t xml:space="preserve"> 300 </w:t>
+      </w:r>
+      <w:r>
+        <w:rPr>
+          <w:i w:val="1"/>
+          <w:color w:val="434343"/>
+          <w:rtl w:val="0"/>
+        </w:rPr>
+        <w:t xml:space="preserve">(FUENTE: ZAASK precio medio de contable por cuentas anuales)</w:t>
+      </w:r>
+      <w:r>
+        <w:rPr>
+          <w:rtl w:val="0"/>
+        </w:rPr>
+        <w:t xml:space="preserve"> (en dependencia del tamaño de la empresa), pues con ésta herramienta se pueden reducir los gastos de puestos de contabilidad o subcontrataciones conseguir una reducción en los gastos mínimos</w:t>
+      </w:r>
+    </w:p>
+    <w:p>
+      <w:pPr>
+        <w:ind w:left="0" w:firstLine="0"/>
+        <w:rPr/>
+      </w:pPr>
+      <w:r>
+        <w:rPr>
+          <w:rtl w:val="0"/>
+        </w:rPr>
+      </w:r>
+    </w:p>
+    <w:p>
+      <w:pPr>
+        <w:ind w:left="0" w:firstLine="0"/>
+        <w:rPr/>
+      </w:pPr>
+      <w:r>
+        <w:rPr>
+          <w:rtl w:val="0"/>
+        </w:rPr>
+      </w:r>
+    </w:p>
+    <w:p>
+      <w:pPr>
+        <w:ind w:left="0" w:firstLine="0"/>
+        <w:rPr/>
+      </w:pPr>
+      <w:r>
+        <w:rPr/>
+        <w:drawing>
+          <wp:inline distB="114300" distT="114300" distL="114300" distR="114300">
+            <wp:extent cx="5731200" cy="4127500"/>
+            <wp:effectExtent b="0" l="0" r="0" t="0"/>
+            <wp:docPr id="6" name="image3.png"/>
+            <a:graphic>
+              <a:graphicData uri="http://schemas.openxmlformats.org/drawingml/2006/picture">
+                <pic:pic>
+                  <pic:nvPicPr>
+                    <pic:cNvPr id="0" name="image3.png"/>
+                    <pic:cNvPicPr preferRelativeResize="0"/>
+                  </pic:nvPicPr>
+                  <pic:blipFill>
+                    <a:blip r:embed="rId8"/>
+                    <a:srcRect b="0" l="0" r="0" t="0"/>
+                    <a:stretch>
+                      <a:fillRect/>
+                    </a:stretch>
+                  </pic:blipFill>
+                  <pic:spPr>
+                    <a:xfrm>
+                      <a:off x="0" y="0"/>
+                      <a:ext cx="5731200" cy="4127500"/>
+                    </a:xfrm>
+                    <a:prstGeom prst="rect"/>
+                    <a:ln/>
+                  </pic:spPr>
+                </pic:pic>
+              </a:graphicData>
+            </a:graphic>
+          </wp:inline>
+        </w:drawing>
+      </w:r>
+      <w:r>
+        <w:rPr>
+          <w:rtl w:val="0"/>
+        </w:rPr>
+      </w:r>
+    </w:p>
+    <w:p>
+      <w:pPr>
+        <w:ind w:left="0" w:firstLine="0"/>
+        <w:rPr/>
+      </w:pPr>
+      <w:r>
+        <w:rPr>
+          <w:rtl w:val="0"/>
+        </w:rPr>
+      </w:r>
+    </w:p>
+    <w:p>
+      <w:pPr>
+        <w:pStyle w:val="Heading2"/>
+        <w:rPr/>
+      </w:pPr>
+      <w:bookmarkStart w:colFirst="0" w:colLast="0" w:name="_o8lk3x699emx" w:id="12"/>
+      <w:bookmarkEnd w:id="12"/>
+      <w:r>
+        <w:rPr>
+          <w:rtl w:val="0"/>
+        </w:rPr>
+        <w:t xml:space="preserve">1.5 Obligaciones fiscales</w:t>
+      </w:r>
+    </w:p>
+    <w:p>
+      <w:pPr>
+        <w:ind w:left="0" w:firstLine="0"/>
+        <w:rPr/>
+      </w:pPr>
+      <w:r>
+        <w:rPr>
+          <w:rtl w:val="0"/>
+        </w:rPr>
+        <w:t xml:space="preserve">Debido a que el proyecto es un servicio, </w:t>
+      </w:r>
+      <w:r>
+        <w:rPr>
+          <w:highlight w:val="yellow"/>
+          <w:rtl w:val="0"/>
+        </w:rPr>
+        <w:t xml:space="preserve">no debería de tener ninguna obligación fiscal en sí. </w:t>
+      </w:r>
+      <w:r>
+        <w:rPr>
+          <w:rtl w:val="0"/>
+        </w:rPr>
+        <w:t xml:space="preserve">Si trabajo yo solo al subir la página, sería un autónomo que factura X de forma mensual y estoy sujeto al régimen de autónomos. Lo mismo si decidiera crear un pequeño grupo de empleados para ofrecer soporte técnico y mejoras de la aplicación.</w:t>
+      </w:r>
+    </w:p>
+    <w:p>
+      <w:pPr>
+        <w:ind w:left="0" w:firstLine="0"/>
+        <w:rPr/>
+      </w:pPr>
+      <w:r>
+        <w:rPr>
+          <w:rtl w:val="0"/>
+        </w:rPr>
+      </w:r>
+    </w:p>
+    <w:p>
+      <w:pPr>
+        <w:ind w:left="0" w:firstLine="0"/>
+        <w:rPr/>
+      </w:pPr>
+      <w:r>
+        <w:rPr>
+          <w:rtl w:val="0"/>
+        </w:rPr>
+      </w:r>
+    </w:p>
+    <w:p>
+      <w:pPr>
+        <w:pStyle w:val="Heading2"/>
+        <w:rPr/>
+      </w:pPr>
+      <w:bookmarkStart w:colFirst="0" w:colLast="0" w:name="_hh4b4vh7y7ts" w:id="13"/>
+      <w:bookmarkEnd w:id="13"/>
+      <w:r>
+        <w:rPr>
+          <w:rtl w:val="0"/>
+        </w:rPr>
+        <w:t xml:space="preserve">1.6 Financiación, ayudas y subvenciones</w:t>
+      </w:r>
+    </w:p>
+    <w:p>
+      <w:pPr>
+        <w:ind w:left="0" w:firstLine="0"/>
+        <w:rPr/>
+      </w:pPr>
+      <w:r>
+        <w:rPr>
+          <w:rtl w:val="0"/>
+        </w:rPr>
+        <w:t xml:space="preserve">El proyecto en sí no requiere una gran inversión inicial, lo óptimo para cumplir unos mínimos sería un servidor para alojar la información, ya sea contratado o propio.</w:t>
+      </w:r>
+    </w:p>
+    <w:p>
+      <w:pPr>
+        <w:ind w:left="0" w:firstLine="0"/>
+        <w:rPr/>
+      </w:pPr>
+      <w:r>
+        <w:rPr>
+          <w:rtl w:val="0"/>
+        </w:rPr>
+        <w:t xml:space="preserve">Perfectamente para cumplir esos requisitos, se podría llegar a pedir un préstamo a alguna entidad bancaria para suplir esa falta de capital, e ir depurando la deuda conforme la aplicación gane clientes.</w:t>
+      </w:r>
+    </w:p>
+    <w:p>
+      <w:pPr>
+        <w:ind w:left="0" w:firstLine="0"/>
+        <w:rPr/>
+      </w:pPr>
+      <w:r>
+        <w:rPr>
+          <w:rtl w:val="0"/>
+        </w:rPr>
+      </w:r>
+    </w:p>
+    <w:p>
+      <w:pPr>
+        <w:ind w:left="0" w:firstLine="0"/>
+        <w:rPr/>
+      </w:pPr>
+      <w:r>
+        <w:rPr>
+          <w:rtl w:val="0"/>
+        </w:rPr>
+      </w:r>
+    </w:p>
+    <w:p>
+      <w:pPr>
+        <w:ind w:left="0" w:firstLine="0"/>
+        <w:rPr/>
+      </w:pPr>
+      <w:r>
+        <w:rPr>
+          <w:rtl w:val="0"/>
+        </w:rPr>
+      </w:r>
+    </w:p>
+    <w:p>
+      <w:pPr>
+        <w:ind w:left="0" w:firstLine="0"/>
+        <w:rPr/>
+      </w:pPr>
+      <w:r>
+        <w:rPr>
+          <w:rtl w:val="0"/>
+        </w:rPr>
+      </w:r>
+    </w:p>
+    <w:p>
+      <w:pPr>
+        <w:ind w:left="0" w:firstLine="0"/>
+        <w:rPr/>
+      </w:pPr>
+      <w:r>
+        <w:rPr>
+          <w:rtl w:val="0"/>
+        </w:rPr>
+      </w:r>
+    </w:p>
+    <w:p>
+      <w:pPr>
+        <w:ind w:left="0" w:firstLine="0"/>
+        <w:rPr/>
+      </w:pPr>
+      <w:r>
+        <w:rPr>
+          <w:rtl w:val="0"/>
+        </w:rPr>
+      </w:r>
+    </w:p>
+    <w:p>
+      <w:pPr>
+        <w:ind w:left="0" w:firstLine="0"/>
+        <w:rPr/>
+      </w:pPr>
+      <w:r>
+        <w:rPr>
+          <w:rtl w:val="0"/>
+        </w:rPr>
+      </w:r>
+    </w:p>
+    <w:p>
+      <w:pPr>
+        <w:pStyle w:val="Heading1"/>
+        <w:rPr/>
+      </w:pPr>
+      <w:bookmarkStart w:colFirst="0" w:colLast="0" w:name="_z7sa01gs4l8c" w:id="14"/>
+      <w:bookmarkEnd w:id="14"/>
+      <w:r>
+        <w:rPr>
+          <w:rtl w:val="0"/>
+        </w:rPr>
+        <w:t xml:space="preserve">2. DISEÑO DEL PROYECTO</w:t>
+      </w:r>
+    </w:p>
+    <w:p>
+      <w:pPr>
+        <w:pStyle w:val="Heading2"/>
+        <w:rPr/>
+      </w:pPr>
+      <w:bookmarkStart w:colFirst="0" w:colLast="0" w:name="_1kkyz8toiqq8" w:id="15"/>
+      <w:bookmarkEnd w:id="15"/>
+      <w:r>
+        <w:rPr>
+          <w:rtl w:val="0"/>
+        </w:rPr>
+        <w:t xml:space="preserve">2.1. Infraestructura e instalaciones necesarios</w:t>
+      </w:r>
+    </w:p>
+    <w:p>
+      <w:pPr>
+        <w:ind w:left="0" w:firstLine="0"/>
+        <w:rPr/>
+      </w:pPr>
+      <w:r>
+        <w:rPr>
+          <w:rtl w:val="0"/>
+        </w:rPr>
+        <w:t xml:space="preserve">Debido a que el proyecto no es más que un servicio, una aplicación web sin más, no necesita demasiada presencia física. Lo ideal ya nombrado sería un servidor que haga de host para la página. Aunque si se decide ampliar más aún el proyecto, y llevarlo a una pequeña empresa, seguiría siendo poca la necesidad de localizaciones físicas, puesto que la mayoría de trabajadores pueden trabajar de manera remota.</w:t>
+      </w:r>
+    </w:p>
+    <w:p>
+      <w:pPr>
+        <w:ind w:left="0" w:firstLine="0"/>
+        <w:rPr/>
+      </w:pPr>
+      <w:r>
+        <w:rPr>
+          <w:rtl w:val="0"/>
+        </w:rPr>
+      </w:r>
+    </w:p>
+    <w:p>
+      <w:pPr>
+        <w:pStyle w:val="Heading2"/>
+        <w:rPr/>
+      </w:pPr>
+      <w:bookmarkStart w:colFirst="0" w:colLast="0" w:name="_wctlitkkbtwq" w:id="16"/>
+      <w:bookmarkEnd w:id="16"/>
+      <w:r>
+        <w:rPr>
+          <w:rtl w:val="0"/>
+        </w:rPr>
+        <w:t xml:space="preserve">2.2 Recursos materiales y personales</w:t>
+      </w:r>
+    </w:p>
+    <w:p>
+      <w:pPr>
+        <w:ind w:left="0" w:firstLine="0"/>
+        <w:rPr/>
+      </w:pPr>
+      <w:r>
+        <w:rPr>
+          <w:rtl w:val="0"/>
+        </w:rPr>
+        <w:t xml:space="preserve">De manera básica se requeriría:</w:t>
+      </w:r>
+    </w:p>
+    <w:p>
+      <w:pPr>
+        <w:numPr>
+          <w:ilvl w:val="0"/>
+          <w:numId w:val="3"/>
+        </w:numPr>
+        <w:spacing w:after="0" w:afterAutospacing="0"/>
+        <w:ind w:left="720" w:hanging="360"/>
+        <w:rPr>
+          <w:u w:val="none"/>
+        </w:rPr>
+      </w:pPr>
+      <w:r>
+        <w:rPr>
+          <w:rtl w:val="0"/>
+        </w:rPr>
+        <w:t xml:space="preserve">Un ordenador mínimo</w:t>
+      </w:r>
+    </w:p>
+    <w:p>
+      <w:pPr>
+        <w:numPr>
+          <w:ilvl w:val="0"/>
+          <w:numId w:val="3"/>
+        </w:numPr>
+        <w:spacing w:after="0" w:afterAutospacing="0"/>
+        <w:ind w:left="720" w:hanging="360"/>
+        <w:rPr>
+          <w:u w:val="none"/>
+        </w:rPr>
+      </w:pPr>
+      <w:r>
+        <w:rPr>
+          <w:rtl w:val="0"/>
+        </w:rPr>
+        <w:t xml:space="preserve">Un servidor para alojar la aplicación</w:t>
+      </w:r>
+    </w:p>
+    <w:p>
+      <w:pPr>
+        <w:numPr>
+          <w:ilvl w:val="0"/>
+          <w:numId w:val="3"/>
+        </w:numPr>
+        <w:spacing w:after="0" w:afterAutospacing="0"/>
+        <w:ind w:left="720" w:hanging="360"/>
+        <w:rPr>
+          <w:u w:val="none"/>
+        </w:rPr>
+      </w:pPr>
+      <w:r>
+        <w:rPr>
+          <w:rtl w:val="0"/>
+        </w:rPr>
+        <w:t xml:space="preserve">Un dominio personal</w:t>
+      </w:r>
+    </w:p>
+    <w:p>
+      <w:pPr>
+        <w:numPr>
+          <w:ilvl w:val="0"/>
+          <w:numId w:val="3"/>
+        </w:numPr>
+        <w:ind w:left="720" w:hanging="360"/>
+        <w:rPr>
+          <w:u w:val="none"/>
+        </w:rPr>
+      </w:pPr>
+      <w:r>
+        <w:rPr>
+          <w:rtl w:val="0"/>
+        </w:rPr>
+        <w:t xml:space="preserve">El IDE a preferencia de el programador (puede llegar a ser gratuito)</w:t>
+      </w:r>
+    </w:p>
+    <w:p>
+      <w:pPr>
+        <w:ind w:left="0" w:firstLine="0"/>
+        <w:rPr/>
+      </w:pPr>
+      <w:r>
+        <w:rPr>
+          <w:rtl w:val="0"/>
+        </w:rPr>
+        <w:t xml:space="preserve">Si se toma la presencia física de una pequeña empresa:</w:t>
+      </w:r>
+    </w:p>
+    <w:p>
+      <w:pPr>
+        <w:numPr>
+          <w:ilvl w:val="0"/>
+          <w:numId w:val="2"/>
+        </w:numPr>
+        <w:spacing w:after="0" w:afterAutospacing="0"/>
+        <w:ind w:left="720" w:hanging="360"/>
+        <w:rPr>
+          <w:u w:val="none"/>
+        </w:rPr>
+      </w:pPr>
+      <w:r>
+        <w:rPr>
+          <w:rtl w:val="0"/>
+        </w:rPr>
+        <w:t xml:space="preserve">Edificio físico para reuniones etc</w:t>
+      </w:r>
+    </w:p>
+    <w:p>
+      <w:pPr>
+        <w:numPr>
+          <w:ilvl w:val="0"/>
+          <w:numId w:val="2"/>
+        </w:numPr>
+        <w:spacing w:after="0" w:afterAutospacing="0"/>
+        <w:ind w:left="720" w:hanging="360"/>
+        <w:rPr>
+          <w:u w:val="none"/>
+        </w:rPr>
+      </w:pPr>
+      <w:r>
+        <w:rPr>
+          <w:rtl w:val="0"/>
+        </w:rPr>
+        <w:t xml:space="preserve">Más dispositivos de trabajo</w:t>
+      </w:r>
+    </w:p>
+    <w:p>
+      <w:pPr>
+        <w:numPr>
+          <w:ilvl w:val="0"/>
+          <w:numId w:val="2"/>
+        </w:numPr>
+        <w:ind w:left="720" w:hanging="360"/>
+        <w:rPr>
+          <w:u w:val="none"/>
+        </w:rPr>
+      </w:pPr>
+      <w:r>
+        <w:rPr>
+          <w:rtl w:val="0"/>
+        </w:rPr>
+        <w:t xml:space="preserve">Mobiliario para las instalaciones</w:t>
+      </w:r>
+    </w:p>
+    <w:p>
+      <w:pPr>
         <w:ind w:firstLine="0"/>
         <w:rPr/>
       </w:pPr>
@@ -1429,13 +2147,319 @@
     </w:p>
     <w:p>
       <w:pPr>
-        <w:pageBreakBefore w:val="0"/>
         <w:ind w:firstLine="0"/>
         <w:rPr/>
       </w:pPr>
       <w:r>
-        <w:br w:type="page"/>
-      </w:r>
+        <w:rPr>
+          <w:rtl w:val="0"/>
+        </w:rPr>
+      </w:r>
+    </w:p>
+    <w:p>
+      <w:pPr>
+        <w:ind w:firstLine="0"/>
+        <w:rPr/>
+      </w:pPr>
+      <w:r>
+        <w:rPr>
+          <w:rtl w:val="0"/>
+        </w:rPr>
+      </w:r>
+    </w:p>
+    <w:p>
+      <w:pPr>
+        <w:ind w:firstLine="0"/>
+        <w:rPr/>
+      </w:pPr>
+      <w:r>
+        <w:rPr>
+          <w:rtl w:val="0"/>
+        </w:rPr>
+      </w:r>
+    </w:p>
+    <w:p>
+      <w:pPr>
+        <w:ind w:firstLine="0"/>
+        <w:rPr/>
+      </w:pPr>
+      <w:r>
+        <w:rPr>
+          <w:rtl w:val="0"/>
+        </w:rPr>
+      </w:r>
+    </w:p>
+    <w:p>
+      <w:pPr>
+        <w:pStyle w:val="Heading2"/>
+        <w:rPr/>
+      </w:pPr>
+      <w:bookmarkStart w:colFirst="0" w:colLast="0" w:name="_6jopoqlhv39e" w:id="17"/>
+      <w:bookmarkEnd w:id="17"/>
+      <w:r>
+        <w:rPr>
+          <w:rtl w:val="0"/>
+        </w:rPr>
+      </w:r>
+    </w:p>
+    <w:p>
+      <w:pPr>
+        <w:pStyle w:val="Heading2"/>
+        <w:rPr/>
+      </w:pPr>
+      <w:bookmarkStart w:colFirst="0" w:colLast="0" w:name="_97407dm2aveb" w:id="18"/>
+      <w:bookmarkEnd w:id="18"/>
+      <w:r>
+        <w:rPr>
+          <w:rtl w:val="0"/>
+        </w:rPr>
+        <w:t xml:space="preserve">2.3 Tecnologías y lenguajes a emplear</w:t>
+      </w:r>
+    </w:p>
+    <w:p>
+      <w:pPr>
+        <w:ind w:left="0" w:firstLine="0"/>
+        <w:rPr/>
+      </w:pPr>
+      <w:r>
+        <w:rPr>
+          <w:rtl w:val="0"/>
+        </w:rPr>
+        <w:t xml:space="preserve">En este caso la página constará de lenguajes fundamentados.</w:t>
+      </w:r>
+    </w:p>
+    <w:p>
+      <w:pPr>
+        <w:numPr>
+          <w:ilvl w:val="0"/>
+          <w:numId w:val="1"/>
+        </w:numPr>
+        <w:spacing w:after="0" w:afterAutospacing="0"/>
+        <w:ind w:left="720" w:hanging="360"/>
+        <w:rPr>
+          <w:u w:val="none"/>
+        </w:rPr>
+      </w:pPr>
+      <w:r>
+        <w:rPr>
+          <w:rtl w:val="0"/>
+        </w:rPr>
+        <w:t xml:space="preserve">La estructura de la página se construirá en HTML</w:t>
+      </w:r>
+    </w:p>
+    <w:p>
+      <w:pPr>
+        <w:numPr>
+          <w:ilvl w:val="0"/>
+          <w:numId w:val="1"/>
+        </w:numPr>
+        <w:spacing w:after="0" w:afterAutospacing="0"/>
+        <w:ind w:left="720" w:hanging="360"/>
+        <w:rPr>
+          <w:u w:val="none"/>
+        </w:rPr>
+      </w:pPr>
+      <w:r>
+        <w:rPr>
+          <w:rtl w:val="0"/>
+        </w:rPr>
+        <w:t xml:space="preserve">Se usará CSS para el diseño de la página</w:t>
+      </w:r>
+    </w:p>
+    <w:p>
+      <w:pPr>
+        <w:numPr>
+          <w:ilvl w:val="0"/>
+          <w:numId w:val="1"/>
+        </w:numPr>
+        <w:spacing w:after="0" w:afterAutospacing="0"/>
+        <w:ind w:left="720" w:hanging="360"/>
+        <w:rPr>
+          <w:u w:val="none"/>
+        </w:rPr>
+      </w:pPr>
+      <w:r>
+        <w:rPr>
+          <w:rtl w:val="0"/>
+        </w:rPr>
+        <w:t xml:space="preserve">Scripts de cálculo y acciones generales se crearán en Javascript</w:t>
+      </w:r>
+    </w:p>
+    <w:p>
+      <w:pPr>
+        <w:numPr>
+          <w:ilvl w:val="0"/>
+          <w:numId w:val="1"/>
+        </w:numPr>
+        <w:spacing w:after="0" w:afterAutospacing="0"/>
+        <w:ind w:left="720" w:hanging="360"/>
+        <w:rPr>
+          <w:u w:val="none"/>
+        </w:rPr>
+      </w:pPr>
+      <w:r>
+        <w:rPr>
+          <w:rtl w:val="0"/>
+        </w:rPr>
+        <w:t xml:space="preserve">La conexión a servidor se implementará con PHP</w:t>
+      </w:r>
+    </w:p>
+    <w:p>
+      <w:pPr>
+        <w:numPr>
+          <w:ilvl w:val="0"/>
+          <w:numId w:val="1"/>
+        </w:numPr>
+        <w:ind w:left="720" w:hanging="360"/>
+        <w:rPr>
+          <w:u w:val="none"/>
+        </w:rPr>
+      </w:pPr>
+      <w:r>
+        <w:rPr>
+          <w:rtl w:val="0"/>
+        </w:rPr>
+        <w:t xml:space="preserve">El servidor se tomará de manera simple con MySql (NO DEFINITIVO)</w:t>
+      </w:r>
+    </w:p>
+    <w:p>
+      <w:pPr>
+        <w:ind w:firstLine="0"/>
+        <w:rPr/>
+      </w:pPr>
+      <w:r>
+        <w:rPr>
+          <w:rtl w:val="0"/>
+        </w:rPr>
+        <w:t xml:space="preserve">Junto a esto se implementarán los frameworks y APIs necesarios para la optimización de la página</w:t>
+      </w:r>
+    </w:p>
+    <w:p>
+      <w:pPr>
+        <w:ind w:firstLine="0"/>
+        <w:rPr/>
+      </w:pPr>
+      <w:r>
+        <w:rPr>
+          <w:rtl w:val="0"/>
+        </w:rPr>
+      </w:r>
+    </w:p>
+    <w:p>
+      <w:pPr>
+        <w:ind w:firstLine="0"/>
+        <w:rPr/>
+      </w:pPr>
+      <w:r>
+        <w:rPr>
+          <w:rtl w:val="0"/>
+        </w:rPr>
+      </w:r>
+    </w:p>
+    <w:p>
+      <w:pPr>
+        <w:ind w:firstLine="0"/>
+        <w:rPr/>
+      </w:pPr>
+      <w:r>
+        <w:rPr>
+          <w:rtl w:val="0"/>
+        </w:rPr>
+      </w:r>
+    </w:p>
+    <w:p>
+      <w:pPr>
+        <w:ind w:firstLine="0"/>
+        <w:rPr/>
+      </w:pPr>
+      <w:r>
+        <w:rPr>
+          <w:rtl w:val="0"/>
+        </w:rPr>
+      </w:r>
+    </w:p>
+    <w:p>
+      <w:pPr>
+        <w:ind w:firstLine="0"/>
+        <w:rPr/>
+      </w:pPr>
+      <w:r>
+        <w:rPr>
+          <w:rtl w:val="0"/>
+        </w:rPr>
+      </w:r>
+    </w:p>
+    <w:p>
+      <w:pPr>
+        <w:ind w:firstLine="0"/>
+        <w:rPr/>
+      </w:pPr>
+      <w:r>
+        <w:rPr>
+          <w:rtl w:val="0"/>
+        </w:rPr>
+      </w:r>
+    </w:p>
+    <w:p>
+      <w:pPr>
+        <w:ind w:firstLine="0"/>
+        <w:rPr/>
+      </w:pPr>
+      <w:r>
+        <w:rPr>
+          <w:rtl w:val="0"/>
+        </w:rPr>
+      </w:r>
+    </w:p>
+    <w:p>
+      <w:pPr>
+        <w:ind w:firstLine="0"/>
+        <w:rPr/>
+      </w:pPr>
+      <w:r>
+        <w:rPr>
+          <w:rtl w:val="0"/>
+        </w:rPr>
+      </w:r>
+    </w:p>
+    <w:p>
+      <w:pPr>
+        <w:ind w:firstLine="0"/>
+        <w:rPr/>
+      </w:pPr>
+      <w:r>
+        <w:rPr>
+          <w:rtl w:val="0"/>
+        </w:rPr>
+      </w:r>
+    </w:p>
+    <w:p>
+      <w:pPr>
+        <w:ind w:firstLine="0"/>
+        <w:rPr/>
+      </w:pPr>
+      <w:r>
+        <w:rPr>
+          <w:rtl w:val="0"/>
+        </w:rPr>
+      </w:r>
+    </w:p>
+    <w:p>
+      <w:pPr>
+        <w:ind w:firstLine="0"/>
+        <w:rPr/>
+      </w:pPr>
+      <w:r>
+        <w:rPr>
+          <w:rtl w:val="0"/>
+        </w:rPr>
+      </w:r>
+    </w:p>
+    <w:p>
+      <w:pPr>
+        <w:ind w:firstLine="0"/>
+        <w:rPr/>
+      </w:pPr>
       <w:r>
         <w:rPr>
           <w:rtl w:val="0"/>
@@ -1447,162 +2471,8 @@
         <w:pStyle w:val="Heading1"/>
         <w:rPr/>
       </w:pPr>
-      <w:bookmarkStart w:colFirst="0" w:colLast="0" w:name="_heading=h.3dy6vkm" w:id="6"/>
-      <w:bookmarkEnd w:id="6"/>
-      <w:r>
-        <w:rPr>
-          <w:rtl w:val="0"/>
-        </w:rPr>
-        <w:t xml:space="preserve">1. CONTEXTUALIZACIÓN EMPRESARIAL</w:t>
-      </w:r>
-    </w:p>
-    <w:p>
-      <w:pPr>
-        <w:pStyle w:val="Heading2"/>
-        <w:rPr/>
-      </w:pPr>
-      <w:bookmarkStart w:colFirst="0" w:colLast="0" w:name="_heading=h.1t3h5sf" w:id="7"/>
-      <w:bookmarkEnd w:id="7"/>
-      <w:r>
-        <w:rPr>
-          <w:rtl w:val="0"/>
-        </w:rPr>
-        <w:t xml:space="preserve">1.1 Denominación.</w:t>
-      </w:r>
-    </w:p>
-    <w:p>
-      <w:pPr>
-        <w:pStyle w:val="Heading2"/>
-        <w:rPr/>
-      </w:pPr>
-      <w:bookmarkStart w:colFirst="0" w:colLast="0" w:name="_heading=h.4d34og8" w:id="8"/>
-      <w:bookmarkEnd w:id="8"/>
-      <w:r>
-        <w:rPr>
-          <w:rtl w:val="0"/>
-        </w:rPr>
-        <w:t xml:space="preserve">1.2 Justificación de la idea del proyecto.</w:t>
-      </w:r>
-    </w:p>
-    <w:p>
-      <w:pPr>
-        <w:pStyle w:val="Heading2"/>
-        <w:rPr/>
-      </w:pPr>
-      <w:bookmarkStart w:colFirst="0" w:colLast="0" w:name="_heading=h.2s8eyo1" w:id="9"/>
-      <w:bookmarkEnd w:id="9"/>
-      <w:r>
-        <w:rPr>
-          <w:rtl w:val="0"/>
-        </w:rPr>
-        <w:t xml:space="preserve">1.3. Estudio de la competencia.</w:t>
-      </w:r>
-    </w:p>
-    <w:p>
-      <w:pPr>
-        <w:pStyle w:val="Heading2"/>
-        <w:rPr/>
-      </w:pPr>
-      <w:bookmarkStart w:colFirst="0" w:colLast="0" w:name="_heading=h.17dp8vu" w:id="10"/>
-      <w:bookmarkEnd w:id="10"/>
-      <w:r>
-        <w:rPr>
-          <w:rtl w:val="0"/>
-        </w:rPr>
-        <w:t xml:space="preserve">1.4 Oportunidad de negocio</w:t>
-      </w:r>
-    </w:p>
-    <w:p>
-      <w:pPr>
-        <w:pStyle w:val="Heading2"/>
-        <w:rPr/>
-      </w:pPr>
-      <w:bookmarkStart w:colFirst="0" w:colLast="0" w:name="_heading=h.3rdcrjn" w:id="11"/>
-      <w:bookmarkEnd w:id="11"/>
-      <w:r>
-        <w:rPr>
-          <w:rtl w:val="0"/>
-        </w:rPr>
-        <w:t xml:space="preserve">1.5 Obligaciones fiscales</w:t>
-      </w:r>
-    </w:p>
-    <w:p>
-      <w:pPr>
-        <w:pStyle w:val="Heading2"/>
-        <w:rPr/>
-      </w:pPr>
-      <w:bookmarkStart w:colFirst="0" w:colLast="0" w:name="_heading=h.26in1rg" w:id="12"/>
-      <w:bookmarkEnd w:id="12"/>
-      <w:r>
-        <w:rPr>
-          <w:rtl w:val="0"/>
-        </w:rPr>
-        <w:t xml:space="preserve">1.6 Financiación, ayudas y subvenciones</w:t>
-      </w:r>
-    </w:p>
-    <w:p>
-      <w:pPr>
-        <w:pStyle w:val="Heading1"/>
-        <w:rPr/>
-      </w:pPr>
-      <w:bookmarkStart w:colFirst="0" w:colLast="0" w:name="_heading=h.lnxbz9" w:id="13"/>
-      <w:bookmarkEnd w:id="13"/>
-      <w:r>
-        <w:rPr>
-          <w:rtl w:val="0"/>
-        </w:rPr>
-        <w:t xml:space="preserve">2. DISEÑO DEL PROYECTO</w:t>
-      </w:r>
-    </w:p>
-    <w:p>
-      <w:pPr>
-        <w:pStyle w:val="Heading2"/>
-        <w:rPr/>
-      </w:pPr>
-      <w:bookmarkStart w:colFirst="0" w:colLast="0" w:name="_heading=h.35nkun2" w:id="14"/>
-      <w:bookmarkEnd w:id="14"/>
-      <w:r>
-        <w:rPr>
-          <w:rtl w:val="0"/>
-        </w:rPr>
-        <w:t xml:space="preserve">2.1. Infraestructura e instalaciones necesarios</w:t>
-      </w:r>
-    </w:p>
-    <w:p>
-      <w:pPr>
-        <w:pStyle w:val="Heading2"/>
-        <w:rPr/>
-      </w:pPr>
-      <w:bookmarkStart w:colFirst="0" w:colLast="0" w:name="_heading=h.1ksv4uv" w:id="15"/>
-      <w:bookmarkEnd w:id="15"/>
-      <w:r>
-        <w:rPr>
-          <w:rtl w:val="0"/>
-        </w:rPr>
-        <w:t xml:space="preserve">2.2 Recursos materiales y personales</w:t>
-      </w:r>
-    </w:p>
-    <w:p>
-      <w:pPr>
-        <w:pStyle w:val="Heading2"/>
-        <w:rPr/>
-      </w:pPr>
-      <w:bookmarkStart w:colFirst="0" w:colLast="0" w:name="_heading=h.44sinio" w:id="16"/>
-      <w:bookmarkEnd w:id="16"/>
-      <w:r>
-        <w:rPr>
-          <w:rtl w:val="0"/>
-        </w:rPr>
-        <w:t xml:space="preserve">2.3 Tecnologías y lenguajes a emplear</w:t>
-      </w:r>
-    </w:p>
-    <w:p>
-      <w:pPr>
-        <w:pStyle w:val="Heading1"/>
-        <w:rPr/>
-      </w:pPr>
-      <w:bookmarkStart w:colFirst="0" w:colLast="0" w:name="_heading=h.2jxsxqh" w:id="17"/>
-      <w:bookmarkEnd w:id="17"/>
+      <w:bookmarkStart w:colFirst="0" w:colLast="0" w:name="_tbz6waf02jvu" w:id="19"/>
+      <w:bookmarkEnd w:id="19"/>
       <w:r>
         <w:rPr>
           <w:rtl w:val="0"/>
@@ -1612,64 +2482,19 @@
     </w:p>
     <w:p>
       <w:pPr>
-        <w:pStyle w:val="Heading1"/>
-        <w:rPr/>
-      </w:pPr>
-      <w:bookmarkStart w:colFirst="0" w:colLast="0" w:name="_heading=h.z337ya" w:id="18"/>
-      <w:bookmarkEnd w:id="18"/>
-      <w:r>
-        <w:rPr>
-          <w:rtl w:val="0"/>
-        </w:rPr>
-        <w:t xml:space="preserve">4. PROCEDIMIENTOS Y CONTROLES DE CALIDAD</w:t>
-      </w:r>
-    </w:p>
-    <w:p>
-      <w:pPr>
-        <w:pStyle w:val="Heading1"/>
-        <w:rPr/>
-      </w:pPr>
-      <w:bookmarkStart w:colFirst="0" w:colLast="0" w:name="_heading=h.3j2qqm3" w:id="19"/>
-      <w:bookmarkEnd w:id="19"/>
-      <w:r>
-        <w:rPr>
-          <w:rtl w:val="0"/>
-        </w:rPr>
-        <w:t xml:space="preserve">5. DOCUMENTACIÓN</w:t>
-      </w:r>
-    </w:p>
-    <w:p>
-      <w:pPr>
-        <w:pStyle w:val="Heading1"/>
-        <w:rPr/>
-      </w:pPr>
-      <w:bookmarkStart w:colFirst="0" w:colLast="0" w:name="_heading=h.1y810tw" w:id="20"/>
-      <w:bookmarkEnd w:id="20"/>
-      <w:r>
-        <w:rPr>
-          <w:rtl w:val="0"/>
-        </w:rPr>
-        <w:t xml:space="preserve">6. ANEXOS</w:t>
-      </w:r>
-    </w:p>
-    <w:p>
-      <w:pPr>
-        <w:pStyle w:val="Heading1"/>
-        <w:rPr/>
-      </w:pPr>
-      <w:bookmarkStart w:colFirst="0" w:colLast="0" w:name="_heading=h.4i7ojhp" w:id="21"/>
-      <w:bookmarkEnd w:id="21"/>
-      <w:r>
-        <w:rPr>
-          <w:rtl w:val="0"/>
-        </w:rPr>
-        <w:t xml:space="preserve">7. REFERENCIAS BIBLIOGRÁFICAS</w:t>
+        <w:ind w:left="0" w:firstLine="0"/>
+        <w:rPr/>
+      </w:pPr>
+      <w:r>
+        <w:rPr>
+          <w:rtl w:val="0"/>
+        </w:rPr>
       </w:r>
     </w:p>
     <w:sectPr>
-      <w:headerReference r:id="rId8" w:type="default"/>
-      <w:headerReference r:id="rId9" w:type="first"/>
-      <w:footerReference r:id="rId10" w:type="default"/>
+      <w:headerReference r:id="rId9" w:type="default"/>
+      <w:headerReference r:id="rId10" w:type="first"/>
+      <w:footerReference r:id="rId11" w:type="default"/>
       <w:pgSz w:h="16834" w:w="11909" w:orient="portrait"/>
       <w:pgMar w:bottom="1440" w:top="1559" w:left="1440" w:right="1440" w:header="705" w:footer="720"/>
       <w:pgNumType w:start="1"/>
@@ -1680,7 +2505,7 @@
 </file>
 
 <file path=word/footer1.xml><?xml version="1.0" encoding="utf-8"?>
-<w:ftr xmlns:mc="http://schemas.openxmlformats.org/markup-compatibility/2006" xmlns:o="urn:schemas-microsoft-com:office:office" xmlns:r="http://schemas.openxmlformats.org/officeDocument/2006/relationships" xmlns:m="http://schemas.openxmlformats.org/officeDocument/2006/math" xmlns:v="urn:schemas-microsoft-com:vml" xmlns:wp="http://schemas.openxmlformats.org/drawingml/2006/wordprocessingDrawing" xmlns:w10="urn:schemas-microsoft-com:office:word" xmlns:w="http://schemas.openxmlformats.org/wordprocessingml/2006/main" xmlns:wne="http://schemas.microsoft.com/office/word/2006/wordml" xmlns:sl="http://schemas.openxmlformats.org/schemaLibrary/2006/main" xmlns:a="http://schemas.openxmlformats.org/drawingml/2006/main" xmlns:pic="http://schemas.openxmlformats.org/drawingml/2006/picture" xmlns:c="http://schemas.openxmlformats.org/drawingml/2006/chart" xmlns:lc="http://schemas.openxmlformats.org/drawingml/2006/lockedCanvas" xmlns:dgm="http://schemas.openxmlformats.org/drawingml/2006/diagram" xmlns:wps="http://schemas.microsoft.com/office/word/2010/wordprocessingShape" xmlns:wpg="http://schemas.microsoft.com/office/word/2010/wordprocessingGroup" xmlns:w14="http://schemas.microsoft.com/office/word/2010/wordml" xmlns:w15="http://schemas.microsoft.com/office/word/2012/wordml">
+<w:ftr xmlns:mc="http://schemas.openxmlformats.org/markup-compatibility/2006" xmlns:o="urn:schemas-microsoft-com:office:office" xmlns:r="http://schemas.openxmlformats.org/officeDocument/2006/relationships" xmlns:m="http://schemas.openxmlformats.org/officeDocument/2006/math" xmlns:v="urn:schemas-microsoft-com:vml" xmlns:wp="http://schemas.openxmlformats.org/drawingml/2006/wordprocessingDrawing" xmlns:w10="urn:schemas-microsoft-com:office:word" xmlns:w="http://schemas.openxmlformats.org/wordprocessingml/2006/main" xmlns:wne="http://schemas.microsoft.com/office/word/2006/wordml" xmlns:sl="http://schemas.openxmlformats.org/schemaLibrary/2006/main" xmlns:a="http://schemas.openxmlformats.org/drawingml/2006/main" xmlns:pic="http://schemas.openxmlformats.org/drawingml/2006/picture" xmlns:c="http://schemas.openxmlformats.org/drawingml/2006/chart" xmlns:lc="http://schemas.openxmlformats.org/drawingml/2006/lockedCanvas" xmlns:dgm="http://schemas.openxmlformats.org/drawingml/2006/diagram" xmlns:wps="http://schemas.microsoft.com/office/word/2010/wordprocessingShape" xmlns:wpg="http://schemas.microsoft.com/office/word/2010/wordprocessingGroup" xmlns:w14="http://schemas.microsoft.com/office/word/2010/wordml" xmlns:w15="http://schemas.microsoft.com/office/word/2012/wordml" xmlns:w16="http://schemas.microsoft.com/office/word/2018/wordml" xmlns:w16cex="http://schemas.microsoft.com/office/word/2018/wordml/cex" xmlns:w16cid="http://schemas.microsoft.com/office/word/2016/wordml/cid" xmlns="http://schemas.microsoft.com/office/tasks/2019/documenttasks" xmlns:cr="http://schemas.microsoft.com/office/comments/2020/reactions">
   <w:p>
     <w:pPr>
       <w:rPr/>
@@ -1703,17 +2528,17 @@
           <wp:extent cx="2228850" cy="466725"/>
           <wp:effectExtent b="0" l="0" r="0" t="0"/>
           <wp:wrapSquare wrapText="bothSides" distB="0" distT="0" distL="0" distR="0"/>
-          <wp:docPr id="7" name="image4.png"/>
+          <wp:docPr id="2" name="image5.png"/>
           <a:graphic>
             <a:graphicData uri="http://schemas.openxmlformats.org/drawingml/2006/picture">
               <pic:pic>
                 <pic:nvPicPr>
-                  <pic:cNvPr id="0" name="image4.png"/>
+                  <pic:cNvPr id="0" name="image5.png"/>
                   <pic:cNvPicPr preferRelativeResize="0"/>
                 </pic:nvPicPr>
                 <pic:blipFill>
                   <a:blip r:embed="rId1"/>
-                  <a:srcRect b="164" l="0" r="0" t="164"/>
+                  <a:srcRect b="163" l="0" r="0" t="164"/>
                   <a:stretch>
                     <a:fillRect/>
                   </a:stretch>
@@ -1737,166 +2562,7 @@
 </file>
 
 <file path=word/header1.xml><?xml version="1.0" encoding="utf-8"?>
-<w:hdr xmlns:mc="http://schemas.openxmlformats.org/markup-compatibility/2006" xmlns:o="urn:schemas-microsoft-com:office:office" xmlns:r="http://schemas.openxmlformats.org/officeDocument/2006/relationships" xmlns:m="http://schemas.openxmlformats.org/officeDocument/2006/math" xmlns:v="urn:schemas-microsoft-com:vml" xmlns:wp="http://schemas.openxmlformats.org/drawingml/2006/wordprocessingDrawing" xmlns:w10="urn:schemas-microsoft-com:office:word" xmlns:w="http://schemas.openxmlformats.org/wordprocessingml/2006/main" xmlns:wne="http://schemas.microsoft.com/office/word/2006/wordml" xmlns:sl="http://schemas.openxmlformats.org/schemaLibrary/2006/main" xmlns:a="http://schemas.openxmlformats.org/drawingml/2006/main" xmlns:pic="http://schemas.openxmlformats.org/drawingml/2006/picture" xmlns:c="http://schemas.openxmlformats.org/drawingml/2006/chart" xmlns:lc="http://schemas.openxmlformats.org/drawingml/2006/lockedCanvas" xmlns:dgm="http://schemas.openxmlformats.org/drawingml/2006/diagram" xmlns:wps="http://schemas.microsoft.com/office/word/2010/wordprocessingShape" xmlns:wpg="http://schemas.microsoft.com/office/word/2010/wordprocessingGroup" xmlns:w14="http://schemas.microsoft.com/office/word/2010/wordml" xmlns:w15="http://schemas.microsoft.com/office/word/2012/wordml">
-  <w:p>
-    <w:pPr>
-      <w:rPr/>
-    </w:pPr>
-    <w:r>
-      <w:rPr/>
-      <w:drawing>
-        <wp:anchor allowOverlap="1" behindDoc="0" distB="0" distT="0" distL="114300" distR="114300" hidden="0" layoutInCell="1" locked="0" relativeHeight="0" simplePos="0">
-          <wp:simplePos x="0" y="0"/>
-          <wp:positionH relativeFrom="margin">
-            <wp:posOffset>-235581</wp:posOffset>
-          </wp:positionH>
-          <wp:positionV relativeFrom="margin">
-            <wp:posOffset>313055</wp:posOffset>
-          </wp:positionV>
-          <wp:extent cx="3513909" cy="1004085"/>
-          <wp:effectExtent b="0" l="0" r="0" t="0"/>
-          <wp:wrapSquare wrapText="bothSides" distB="0" distT="0" distL="114300" distR="114300"/>
-          <wp:docPr id="10" name="image3.png"/>
-          <a:graphic>
-            <a:graphicData uri="http://schemas.openxmlformats.org/drawingml/2006/picture">
-              <pic:pic>
-                <pic:nvPicPr>
-                  <pic:cNvPr id="0" name="image3.png"/>
-                  <pic:cNvPicPr preferRelativeResize="0"/>
-                </pic:nvPicPr>
-                <pic:blipFill>
-                  <a:blip r:embed="rId1"/>
-                  <a:srcRect b="0" l="0" r="0" t="0"/>
-                  <a:stretch>
-                    <a:fillRect/>
-                  </a:stretch>
-                </pic:blipFill>
-                <pic:spPr>
-                  <a:xfrm>
-                    <a:off x="0" y="0"/>
-                    <a:ext cx="3513909" cy="1004085"/>
-                  </a:xfrm>
-                  <a:prstGeom prst="rect"/>
-                  <a:ln/>
-                </pic:spPr>
-              </pic:pic>
-            </a:graphicData>
-          </a:graphic>
-        </wp:anchor>
-      </w:drawing>
-    </w:r>
-    <w:r>
-      <w:rPr>
-        <w:rtl w:val="0"/>
-      </w:rPr>
-    </w:r>
-    <w:r>
-      <mc:AlternateContent>
-        <mc:Choice Requires="wpg">
-          <w:drawing>
-            <wp:anchor allowOverlap="1" behindDoc="0" distB="57150" distT="57150" distL="57150" distR="57150" hidden="0" layoutInCell="1" locked="0" relativeHeight="0" simplePos="0">
-              <wp:simplePos x="0" y="0"/>
-              <wp:positionH relativeFrom="column">
-                <wp:posOffset>-603249</wp:posOffset>
-              </wp:positionH>
-              <wp:positionV relativeFrom="paragraph">
-                <wp:posOffset>463550</wp:posOffset>
-              </wp:positionV>
-              <wp:extent cx="2066925" cy="76349"/>
-              <wp:effectExtent b="0" l="0" r="0" t="0"/>
-              <wp:wrapTopAndBottom distB="57150" distT="57150"/>
-              <wp:docPr id="6" name=""/>
-              <a:graphic>
-                <a:graphicData uri="http://schemas.microsoft.com/office/word/2010/wordprocessingShape">
-                  <wps:wsp>
-                    <wps:cNvSpPr/>
-                    <wps:cNvPr id="2" name="Shape 2"/>
-                    <wps:spPr>
-                      <a:xfrm>
-                        <a:off x="4326825" y="3756113"/>
-                        <a:ext cx="2038350" cy="47774"/>
-                      </a:xfrm>
-                      <a:prstGeom prst="rect">
-                        <a:avLst/>
-                      </a:prstGeom>
-                      <a:solidFill>
-                        <a:srgbClr val="00A89C"/>
-                      </a:solidFill>
-                      <a:ln>
-                        <a:noFill/>
-                      </a:ln>
-                    </wps:spPr>
-                    <wps:txbx>
-                      <w:txbxContent>
-                        <w:p>
-                          <w:pPr>
-                            <w:spacing w:after="0" w:before="0" w:line="240"/>
-                            <w:ind w:left="0" w:right="0" w:firstLine="0"/>
-                            <w:jc w:val="left"/>
-                            <w:textDirection w:val="btLr"/>
-                          </w:pPr>
-                        </w:p>
-                      </w:txbxContent>
-                    </wps:txbx>
-                    <wps:bodyPr anchorCtr="0" anchor="ctr" bIns="91425" lIns="91425" spcFirstLastPara="1" rIns="91425" wrap="square" tIns="91425">
-                      <a:noAutofit/>
-                    </wps:bodyPr>
-                  </wps:wsp>
-                </a:graphicData>
-              </a:graphic>
-            </wp:anchor>
-          </w:drawing>
-        </mc:Choice>
-        <mc:Fallback>
-          <w:drawing>
-            <wp:anchor allowOverlap="1" behindDoc="0" distB="57150" distT="57150" distL="57150" distR="57150" hidden="0" layoutInCell="1" locked="0" relativeHeight="0" simplePos="0">
-              <wp:simplePos x="0" y="0"/>
-              <wp:positionH relativeFrom="column">
-                <wp:posOffset>-603249</wp:posOffset>
-              </wp:positionH>
-              <wp:positionV relativeFrom="paragraph">
-                <wp:posOffset>463550</wp:posOffset>
-              </wp:positionV>
-              <wp:extent cx="2066925" cy="76349"/>
-              <wp:effectExtent b="0" l="0" r="0" t="0"/>
-              <wp:wrapTopAndBottom distB="57150" distT="57150"/>
-              <wp:docPr id="6" name="image5.png"/>
-              <a:graphic>
-                <a:graphicData uri="http://schemas.openxmlformats.org/drawingml/2006/picture">
-                  <pic:pic>
-                    <pic:nvPicPr>
-                      <pic:cNvPr id="0" name="image5.png"/>
-                      <pic:cNvPicPr preferRelativeResize="0"/>
-                    </pic:nvPicPr>
-                    <pic:blipFill>
-                      <a:blip r:embed="rId2"/>
-                      <a:srcRect/>
-                      <a:stretch>
-                        <a:fillRect/>
-                      </a:stretch>
-                    </pic:blipFill>
-                    <pic:spPr>
-                      <a:xfrm>
-                        <a:off x="0" y="0"/>
-                        <a:ext cx="2066925" cy="76349"/>
-                      </a:xfrm>
-                      <a:prstGeom prst="rect"/>
-                      <a:ln/>
-                    </pic:spPr>
-                  </pic:pic>
-                </a:graphicData>
-              </a:graphic>
-            </wp:anchor>
-          </w:drawing>
-        </mc:Fallback>
-      </mc:AlternateContent>
-    </w:r>
-  </w:p>
-</w:hdr>
-</file>
-
-<file path=word/header2.xml><?xml version="1.0" encoding="utf-8"?>
-<w:hdr xmlns:mc="http://schemas.openxmlformats.org/markup-compatibility/2006" xmlns:o="urn:schemas-microsoft-com:office:office" xmlns:r="http://schemas.openxmlformats.org/officeDocument/2006/relationships" xmlns:m="http://schemas.openxmlformats.org/officeDocument/2006/math" xmlns:v="urn:schemas-microsoft-com:vml" xmlns:wp="http://schemas.openxmlformats.org/drawingml/2006/wordprocessingDrawing" xmlns:w10="urn:schemas-microsoft-com:office:word" xmlns:w="http://schemas.openxmlformats.org/wordprocessingml/2006/main" xmlns:wne="http://schemas.microsoft.com/office/word/2006/wordml" xmlns:sl="http://schemas.openxmlformats.org/schemaLibrary/2006/main" xmlns:a="http://schemas.openxmlformats.org/drawingml/2006/main" xmlns:pic="http://schemas.openxmlformats.org/drawingml/2006/picture" xmlns:c="http://schemas.openxmlformats.org/drawingml/2006/chart" xmlns:lc="http://schemas.openxmlformats.org/drawingml/2006/lockedCanvas" xmlns:dgm="http://schemas.openxmlformats.org/drawingml/2006/diagram" xmlns:wps="http://schemas.microsoft.com/office/word/2010/wordprocessingShape" xmlns:wpg="http://schemas.microsoft.com/office/word/2010/wordprocessingGroup" xmlns:w14="http://schemas.microsoft.com/office/word/2010/wordml" xmlns:w15="http://schemas.microsoft.com/office/word/2012/wordml">
+<w:hdr xmlns:mc="http://schemas.openxmlformats.org/markup-compatibility/2006" xmlns:o="urn:schemas-microsoft-com:office:office" xmlns:r="http://schemas.openxmlformats.org/officeDocument/2006/relationships" xmlns:m="http://schemas.openxmlformats.org/officeDocument/2006/math" xmlns:v="urn:schemas-microsoft-com:vml" xmlns:wp="http://schemas.openxmlformats.org/drawingml/2006/wordprocessingDrawing" xmlns:w10="urn:schemas-microsoft-com:office:word" xmlns:w="http://schemas.openxmlformats.org/wordprocessingml/2006/main" xmlns:wne="http://schemas.microsoft.com/office/word/2006/wordml" xmlns:sl="http://schemas.openxmlformats.org/schemaLibrary/2006/main" xmlns:a="http://schemas.openxmlformats.org/drawingml/2006/main" xmlns:pic="http://schemas.openxmlformats.org/drawingml/2006/picture" xmlns:c="http://schemas.openxmlformats.org/drawingml/2006/chart" xmlns:lc="http://schemas.openxmlformats.org/drawingml/2006/lockedCanvas" xmlns:dgm="http://schemas.openxmlformats.org/drawingml/2006/diagram" xmlns:wps="http://schemas.microsoft.com/office/word/2010/wordprocessingShape" xmlns:wpg="http://schemas.microsoft.com/office/word/2010/wordprocessingGroup" xmlns:w14="http://schemas.microsoft.com/office/word/2010/wordml" xmlns:w15="http://schemas.microsoft.com/office/word/2012/wordml" xmlns:w16="http://schemas.microsoft.com/office/word/2018/wordml" xmlns:w16cex="http://schemas.microsoft.com/office/word/2018/wordml/cex" xmlns:w16cid="http://schemas.microsoft.com/office/word/2016/wordml/cid" xmlns="http://schemas.microsoft.com/office/tasks/2019/documenttasks" xmlns:cr="http://schemas.microsoft.com/office/comments/2020/reactions">
   <w:p>
     <w:pPr>
       <w:spacing w:after="0" w:line="240" w:lineRule="auto"/>
@@ -1917,25 +2583,25 @@
         <wp:anchor allowOverlap="1" behindDoc="0" distB="114300" distT="114300" distL="114300" distR="114300" hidden="0" layoutInCell="1" locked="0" relativeHeight="0" simplePos="0">
           <wp:simplePos x="0" y="0"/>
           <wp:positionH relativeFrom="page">
-            <wp:posOffset>842645</wp:posOffset>
+            <wp:posOffset>842644</wp:posOffset>
           </wp:positionH>
           <wp:positionV relativeFrom="page">
-            <wp:posOffset>447403</wp:posOffset>
+            <wp:posOffset>447402</wp:posOffset>
           </wp:positionV>
           <wp:extent cx="430653" cy="602875"/>
           <wp:effectExtent b="0" l="0" r="0" t="0"/>
           <wp:wrapNone/>
-          <wp:docPr id="9" name="image1.png"/>
+          <wp:docPr id="5" name="image2.png"/>
           <a:graphic>
             <a:graphicData uri="http://schemas.openxmlformats.org/drawingml/2006/picture">
               <pic:pic>
                 <pic:nvPicPr>
-                  <pic:cNvPr id="0" name="image1.png"/>
+                  <pic:cNvPr id="0" name="image2.png"/>
                   <pic:cNvPicPr preferRelativeResize="0"/>
                 </pic:nvPicPr>
                 <pic:blipFill>
                   <a:blip r:embed="rId1"/>
-                  <a:srcRect b="0" l="0" r="6556" t="-6758"/>
+                  <a:srcRect b="0" l="0" r="6556" t="-6757"/>
                   <a:stretch>
                     <a:fillRect/>
                   </a:stretch>
@@ -2149,12 +2815,511 @@
 </w:hdr>
 </file>
 
+<file path=word/header2.xml><?xml version="1.0" encoding="utf-8"?>
+<w:hdr xmlns:mc="http://schemas.openxmlformats.org/markup-compatibility/2006" xmlns:o="urn:schemas-microsoft-com:office:office" xmlns:r="http://schemas.openxmlformats.org/officeDocument/2006/relationships" xmlns:m="http://schemas.openxmlformats.org/officeDocument/2006/math" xmlns:v="urn:schemas-microsoft-com:vml" xmlns:wp="http://schemas.openxmlformats.org/drawingml/2006/wordprocessingDrawing" xmlns:w10="urn:schemas-microsoft-com:office:word" xmlns:w="http://schemas.openxmlformats.org/wordprocessingml/2006/main" xmlns:wne="http://schemas.microsoft.com/office/word/2006/wordml" xmlns:sl="http://schemas.openxmlformats.org/schemaLibrary/2006/main" xmlns:a="http://schemas.openxmlformats.org/drawingml/2006/main" xmlns:pic="http://schemas.openxmlformats.org/drawingml/2006/picture" xmlns:c="http://schemas.openxmlformats.org/drawingml/2006/chart" xmlns:lc="http://schemas.openxmlformats.org/drawingml/2006/lockedCanvas" xmlns:dgm="http://schemas.openxmlformats.org/drawingml/2006/diagram" xmlns:wps="http://schemas.microsoft.com/office/word/2010/wordprocessingShape" xmlns:wpg="http://schemas.microsoft.com/office/word/2010/wordprocessingGroup" xmlns:w14="http://schemas.microsoft.com/office/word/2010/wordml" xmlns:w15="http://schemas.microsoft.com/office/word/2012/wordml" xmlns:w16="http://schemas.microsoft.com/office/word/2018/wordml" xmlns:w16cex="http://schemas.microsoft.com/office/word/2018/wordml/cex" xmlns:w16cid="http://schemas.microsoft.com/office/word/2016/wordml/cid" xmlns="http://schemas.microsoft.com/office/tasks/2019/documenttasks" xmlns:cr="http://schemas.microsoft.com/office/comments/2020/reactions">
+  <w:p>
+    <w:pPr>
+      <w:rPr/>
+    </w:pPr>
+    <w:r>
+      <w:rPr/>
+      <w:drawing>
+        <wp:anchor allowOverlap="1" behindDoc="0" distB="0" distT="0" distL="114300" distR="114300" hidden="0" layoutInCell="1" locked="0" relativeHeight="0" simplePos="0">
+          <wp:simplePos x="0" y="0"/>
+          <wp:positionH relativeFrom="margin">
+            <wp:posOffset>-235580</wp:posOffset>
+          </wp:positionH>
+          <wp:positionV relativeFrom="margin">
+            <wp:posOffset>313055</wp:posOffset>
+          </wp:positionV>
+          <wp:extent cx="3513909" cy="1004085"/>
+          <wp:effectExtent b="0" l="0" r="0" t="0"/>
+          <wp:wrapSquare wrapText="bothSides" distB="0" distT="0" distL="114300" distR="114300"/>
+          <wp:docPr id="4" name="image1.png"/>
+          <a:graphic>
+            <a:graphicData uri="http://schemas.openxmlformats.org/drawingml/2006/picture">
+              <pic:pic>
+                <pic:nvPicPr>
+                  <pic:cNvPr id="0" name="image1.png"/>
+                  <pic:cNvPicPr preferRelativeResize="0"/>
+                </pic:nvPicPr>
+                <pic:blipFill>
+                  <a:blip r:embed="rId1"/>
+                  <a:srcRect b="0" l="0" r="0" t="0"/>
+                  <a:stretch>
+                    <a:fillRect/>
+                  </a:stretch>
+                </pic:blipFill>
+                <pic:spPr>
+                  <a:xfrm>
+                    <a:off x="0" y="0"/>
+                    <a:ext cx="3513909" cy="1004085"/>
+                  </a:xfrm>
+                  <a:prstGeom prst="rect"/>
+                  <a:ln/>
+                </pic:spPr>
+              </pic:pic>
+            </a:graphicData>
+          </a:graphic>
+        </wp:anchor>
+      </w:drawing>
+    </w:r>
+    <w:r>
+      <w:rPr>
+        <w:rtl w:val="0"/>
+      </w:rPr>
+    </w:r>
+    <w:r>
+      <mc:AlternateContent>
+        <mc:Choice Requires="wpg">
+          <w:drawing>
+            <wp:anchor allowOverlap="1" behindDoc="0" distB="57150" distT="57150" distL="57150" distR="57150" hidden="0" layoutInCell="1" locked="0" relativeHeight="0" simplePos="0">
+              <wp:simplePos x="0" y="0"/>
+              <wp:positionH relativeFrom="column">
+                <wp:posOffset>-603249</wp:posOffset>
+              </wp:positionH>
+              <wp:positionV relativeFrom="paragraph">
+                <wp:posOffset>450850</wp:posOffset>
+              </wp:positionV>
+              <wp:extent cx="2076450" cy="85874"/>
+              <wp:effectExtent b="0" l="0" r="0" t="0"/>
+              <wp:wrapTopAndBottom distB="57150" distT="57150"/>
+              <wp:docPr id="1" name=""/>
+              <a:graphic>
+                <a:graphicData uri="http://schemas.microsoft.com/office/word/2010/wordprocessingShape">
+                  <wps:wsp>
+                    <wps:cNvSpPr/>
+                    <wps:cNvPr id="2" name="Shape 2"/>
+                    <wps:spPr>
+                      <a:xfrm>
+                        <a:off x="4326825" y="3756113"/>
+                        <a:ext cx="2038350" cy="47774"/>
+                      </a:xfrm>
+                      <a:prstGeom prst="rect">
+                        <a:avLst/>
+                      </a:prstGeom>
+                      <a:solidFill>
+                        <a:srgbClr val="00A89C"/>
+                      </a:solidFill>
+                      <a:ln>
+                        <a:noFill/>
+                      </a:ln>
+                    </wps:spPr>
+                    <wps:txbx>
+                      <w:txbxContent>
+                        <w:p>
+                          <w:pPr>
+                            <w:spacing w:after="0" w:before="0" w:line="240"/>
+                            <w:ind w:left="0" w:right="0" w:firstLine="0"/>
+                            <w:jc w:val="left"/>
+                            <w:textDirection w:val="btLr"/>
+                          </w:pPr>
+                        </w:p>
+                      </w:txbxContent>
+                    </wps:txbx>
+                    <wps:bodyPr anchorCtr="0" anchor="ctr" bIns="91425" lIns="91425" spcFirstLastPara="1" rIns="91425" wrap="square" tIns="91425">
+                      <a:noAutofit/>
+                    </wps:bodyPr>
+                  </wps:wsp>
+                </a:graphicData>
+              </a:graphic>
+            </wp:anchor>
+          </w:drawing>
+        </mc:Choice>
+        <mc:Fallback>
+          <w:drawing>
+            <wp:anchor allowOverlap="1" behindDoc="0" distB="57150" distT="57150" distL="57150" distR="57150" hidden="0" layoutInCell="1" locked="0" relativeHeight="0" simplePos="0">
+              <wp:simplePos x="0" y="0"/>
+              <wp:positionH relativeFrom="column">
+                <wp:posOffset>-603249</wp:posOffset>
+              </wp:positionH>
+              <wp:positionV relativeFrom="paragraph">
+                <wp:posOffset>450850</wp:posOffset>
+              </wp:positionV>
+              <wp:extent cx="2076450" cy="85874"/>
+              <wp:effectExtent b="0" l="0" r="0" t="0"/>
+              <wp:wrapTopAndBottom distB="57150" distT="57150"/>
+              <wp:docPr id="1" name="image6.png"/>
+              <a:graphic>
+                <a:graphicData uri="http://schemas.openxmlformats.org/drawingml/2006/picture">
+                  <pic:pic>
+                    <pic:nvPicPr>
+                      <pic:cNvPr id="0" name="image6.png"/>
+                      <pic:cNvPicPr preferRelativeResize="0"/>
+                    </pic:nvPicPr>
+                    <pic:blipFill>
+                      <a:blip r:embed="rId2"/>
+                      <a:srcRect/>
+                      <a:stretch>
+                        <a:fillRect/>
+                      </a:stretch>
+                    </pic:blipFill>
+                    <pic:spPr>
+                      <a:xfrm>
+                        <a:off x="0" y="0"/>
+                        <a:ext cx="2076450" cy="85874"/>
+                      </a:xfrm>
+                      <a:prstGeom prst="rect"/>
+                      <a:ln/>
+                    </pic:spPr>
+                  </pic:pic>
+                </a:graphicData>
+              </a:graphic>
+            </wp:anchor>
+          </w:drawing>
+        </mc:Fallback>
+      </mc:AlternateContent>
+    </w:r>
+  </w:p>
+</w:hdr>
+</file>
+
 <file path=word/numbering.xml><?xml version="1.0" encoding="utf-8"?>
-<w:numbering xmlns:mc="http://schemas.openxmlformats.org/markup-compatibility/2006" xmlns:o="urn:schemas-microsoft-com:office:office" xmlns:r="http://schemas.openxmlformats.org/officeDocument/2006/relationships" xmlns:m="http://schemas.openxmlformats.org/officeDocument/2006/math" xmlns:v="urn:schemas-microsoft-com:vml" xmlns:wp="http://schemas.openxmlformats.org/drawingml/2006/wordprocessingDrawing" xmlns:w10="urn:schemas-microsoft-com:office:word" xmlns:w="http://schemas.openxmlformats.org/wordprocessingml/2006/main" xmlns:wne="http://schemas.microsoft.com/office/word/2006/wordml" xmlns:sl="http://schemas.openxmlformats.org/schemaLibrary/2006/main" xmlns:a="http://schemas.openxmlformats.org/drawingml/2006/main" xmlns:pic="http://schemas.openxmlformats.org/drawingml/2006/picture" xmlns:c="http://schemas.openxmlformats.org/drawingml/2006/chart" xmlns:lc="http://schemas.openxmlformats.org/drawingml/2006/lockedCanvas" xmlns:dgm="http://schemas.openxmlformats.org/drawingml/2006/diagram" xmlns:wps="http://schemas.microsoft.com/office/word/2010/wordprocessingShape" xmlns:wpg="http://schemas.microsoft.com/office/word/2010/wordprocessingGroup" xmlns:w14="http://schemas.microsoft.com/office/word/2010/wordml" xmlns:w15="http://schemas.microsoft.com/office/word/2012/wordml"/>
+<w:numbering xmlns:mc="http://schemas.openxmlformats.org/markup-compatibility/2006" xmlns:o="urn:schemas-microsoft-com:office:office" xmlns:r="http://schemas.openxmlformats.org/officeDocument/2006/relationships" xmlns:m="http://schemas.openxmlformats.org/officeDocument/2006/math" xmlns:v="urn:schemas-microsoft-com:vml" xmlns:wp="http://schemas.openxmlformats.org/drawingml/2006/wordprocessingDrawing" xmlns:w10="urn:schemas-microsoft-com:office:word" xmlns:w="http://schemas.openxmlformats.org/wordprocessingml/2006/main" xmlns:wne="http://schemas.microsoft.com/office/word/2006/wordml" xmlns:sl="http://schemas.openxmlformats.org/schemaLibrary/2006/main" xmlns:a="http://schemas.openxmlformats.org/drawingml/2006/main" xmlns:pic="http://schemas.openxmlformats.org/drawingml/2006/picture" xmlns:c="http://schemas.openxmlformats.org/drawingml/2006/chart" xmlns:lc="http://schemas.openxmlformats.org/drawingml/2006/lockedCanvas" xmlns:dgm="http://schemas.openxmlformats.org/drawingml/2006/diagram" xmlns:wps="http://schemas.microsoft.com/office/word/2010/wordprocessingShape" xmlns:wpg="http://schemas.microsoft.com/office/word/2010/wordprocessingGroup" xmlns:w14="http://schemas.microsoft.com/office/word/2010/wordml" xmlns:w15="http://schemas.microsoft.com/office/word/2012/wordml" xmlns:w16="http://schemas.microsoft.com/office/word/2018/wordml" xmlns:w16cex="http://schemas.microsoft.com/office/word/2018/wordml/cex" xmlns:w16cid="http://schemas.microsoft.com/office/word/2016/wordml/cid" xmlns="http://schemas.microsoft.com/office/tasks/2019/documenttasks" xmlns:cr="http://schemas.microsoft.com/office/comments/2020/reactions">
+  <w:abstractNum w:abstractNumId="1">
+    <w:lvl w:ilvl="0">
+      <w:start w:val="1"/>
+      <w:numFmt w:val="bullet"/>
+      <w:lvlText w:val="●"/>
+      <w:lvlJc w:val="left"/>
+      <w:pPr>
+        <w:ind w:left="720" w:hanging="360"/>
+      </w:pPr>
+      <w:rPr>
+        <w:u w:val="none"/>
+      </w:rPr>
+    </w:lvl>
+    <w:lvl w:ilvl="1">
+      <w:start w:val="1"/>
+      <w:numFmt w:val="bullet"/>
+      <w:lvlText w:val="○"/>
+      <w:lvlJc w:val="left"/>
+      <w:pPr>
+        <w:ind w:left="1440" w:hanging="360"/>
+      </w:pPr>
+      <w:rPr>
+        <w:u w:val="none"/>
+      </w:rPr>
+    </w:lvl>
+    <w:lvl w:ilvl="2">
+      <w:start w:val="1"/>
+      <w:numFmt w:val="bullet"/>
+      <w:lvlText w:val="■"/>
+      <w:lvlJc w:val="left"/>
+      <w:pPr>
+        <w:ind w:left="2160" w:hanging="360"/>
+      </w:pPr>
+      <w:rPr>
+        <w:u w:val="none"/>
+      </w:rPr>
+    </w:lvl>
+    <w:lvl w:ilvl="3">
+      <w:start w:val="1"/>
+      <w:numFmt w:val="bullet"/>
+      <w:lvlText w:val="●"/>
+      <w:lvlJc w:val="left"/>
+      <w:pPr>
+        <w:ind w:left="2880" w:hanging="360"/>
+      </w:pPr>
+      <w:rPr>
+        <w:u w:val="none"/>
+      </w:rPr>
+    </w:lvl>
+    <w:lvl w:ilvl="4">
+      <w:start w:val="1"/>
+      <w:numFmt w:val="bullet"/>
+      <w:lvlText w:val="○"/>
+      <w:lvlJc w:val="left"/>
+      <w:pPr>
+        <w:ind w:left="3600" w:hanging="360"/>
+      </w:pPr>
+      <w:rPr>
+        <w:u w:val="none"/>
+      </w:rPr>
+    </w:lvl>
+    <w:lvl w:ilvl="5">
+      <w:start w:val="1"/>
+      <w:numFmt w:val="bullet"/>
+      <w:lvlText w:val="■"/>
+      <w:lvlJc w:val="left"/>
+      <w:pPr>
+        <w:ind w:left="4320" w:hanging="360"/>
+      </w:pPr>
+      <w:rPr>
+        <w:u w:val="none"/>
+      </w:rPr>
+    </w:lvl>
+    <w:lvl w:ilvl="6">
+      <w:start w:val="1"/>
+      <w:numFmt w:val="bullet"/>
+      <w:lvlText w:val="●"/>
+      <w:lvlJc w:val="left"/>
+      <w:pPr>
+        <w:ind w:left="5040" w:hanging="360"/>
+      </w:pPr>
+      <w:rPr>
+        <w:u w:val="none"/>
+      </w:rPr>
+    </w:lvl>
+    <w:lvl w:ilvl="7">
+      <w:start w:val="1"/>
+      <w:numFmt w:val="bullet"/>
+      <w:lvlText w:val="○"/>
+      <w:lvlJc w:val="left"/>
+      <w:pPr>
+        <w:ind w:left="5760" w:hanging="360"/>
+      </w:pPr>
+      <w:rPr>
+        <w:u w:val="none"/>
+      </w:rPr>
+    </w:lvl>
+    <w:lvl w:ilvl="8">
+      <w:start w:val="1"/>
+      <w:numFmt w:val="bullet"/>
+      <w:lvlText w:val="■"/>
+      <w:lvlJc w:val="left"/>
+      <w:pPr>
+        <w:ind w:left="6480" w:hanging="360"/>
+      </w:pPr>
+      <w:rPr>
+        <w:u w:val="none"/>
+      </w:rPr>
+    </w:lvl>
+  </w:abstractNum>
+  <w:abstractNum w:abstractNumId="2">
+    <w:lvl w:ilvl="0">
+      <w:start w:val="1"/>
+      <w:numFmt w:val="bullet"/>
+      <w:lvlText w:val="●"/>
+      <w:lvlJc w:val="left"/>
+      <w:pPr>
+        <w:ind w:left="720" w:hanging="360"/>
+      </w:pPr>
+      <w:rPr>
+        <w:u w:val="none"/>
+      </w:rPr>
+    </w:lvl>
+    <w:lvl w:ilvl="1">
+      <w:start w:val="1"/>
+      <w:numFmt w:val="bullet"/>
+      <w:lvlText w:val="○"/>
+      <w:lvlJc w:val="left"/>
+      <w:pPr>
+        <w:ind w:left="1440" w:hanging="360"/>
+      </w:pPr>
+      <w:rPr>
+        <w:u w:val="none"/>
+      </w:rPr>
+    </w:lvl>
+    <w:lvl w:ilvl="2">
+      <w:start w:val="1"/>
+      <w:numFmt w:val="bullet"/>
+      <w:lvlText w:val="■"/>
+      <w:lvlJc w:val="left"/>
+      <w:pPr>
+        <w:ind w:left="2160" w:hanging="360"/>
+      </w:pPr>
+      <w:rPr>
+        <w:u w:val="none"/>
+      </w:rPr>
+    </w:lvl>
+    <w:lvl w:ilvl="3">
+      <w:start w:val="1"/>
+      <w:numFmt w:val="bullet"/>
+      <w:lvlText w:val="●"/>
+      <w:lvlJc w:val="left"/>
+      <w:pPr>
+        <w:ind w:left="2880" w:hanging="360"/>
+      </w:pPr>
+      <w:rPr>
+        <w:u w:val="none"/>
+      </w:rPr>
+    </w:lvl>
+    <w:lvl w:ilvl="4">
+      <w:start w:val="1"/>
+      <w:numFmt w:val="bullet"/>
+      <w:lvlText w:val="○"/>
+      <w:lvlJc w:val="left"/>
+      <w:pPr>
+        <w:ind w:left="3600" w:hanging="360"/>
+      </w:pPr>
+      <w:rPr>
+        <w:u w:val="none"/>
+      </w:rPr>
+    </w:lvl>
+    <w:lvl w:ilvl="5">
+      <w:start w:val="1"/>
+      <w:numFmt w:val="bullet"/>
+      <w:lvlText w:val="■"/>
+      <w:lvlJc w:val="left"/>
+      <w:pPr>
+        <w:ind w:left="4320" w:hanging="360"/>
+      </w:pPr>
+      <w:rPr>
+        <w:u w:val="none"/>
+      </w:rPr>
+    </w:lvl>
+    <w:lvl w:ilvl="6">
+      <w:start w:val="1"/>
+      <w:numFmt w:val="bullet"/>
+      <w:lvlText w:val="●"/>
+      <w:lvlJc w:val="left"/>
+      <w:pPr>
+        <w:ind w:left="5040" w:hanging="360"/>
+      </w:pPr>
+      <w:rPr>
+        <w:u w:val="none"/>
+      </w:rPr>
+    </w:lvl>
+    <w:lvl w:ilvl="7">
+      <w:start w:val="1"/>
+      <w:numFmt w:val="bullet"/>
+      <w:lvlText w:val="○"/>
+      <w:lvlJc w:val="left"/>
+      <w:pPr>
+        <w:ind w:left="5760" w:hanging="360"/>
+      </w:pPr>
+      <w:rPr>
+        <w:u w:val="none"/>
+      </w:rPr>
+    </w:lvl>
+    <w:lvl w:ilvl="8">
+      <w:start w:val="1"/>
+      <w:numFmt w:val="bullet"/>
+      <w:lvlText w:val="■"/>
+      <w:lvlJc w:val="left"/>
+      <w:pPr>
+        <w:ind w:left="6480" w:hanging="360"/>
+      </w:pPr>
+      <w:rPr>
+        <w:u w:val="none"/>
+      </w:rPr>
+    </w:lvl>
+  </w:abstractNum>
+  <w:abstractNum w:abstractNumId="3">
+    <w:lvl w:ilvl="0">
+      <w:start w:val="1"/>
+      <w:numFmt w:val="bullet"/>
+      <w:lvlText w:val="●"/>
+      <w:lvlJc w:val="left"/>
+      <w:pPr>
+        <w:ind w:left="720" w:hanging="360"/>
+      </w:pPr>
+      <w:rPr>
+        <w:u w:val="none"/>
+      </w:rPr>
+    </w:lvl>
+    <w:lvl w:ilvl="1">
+      <w:start w:val="1"/>
+      <w:numFmt w:val="bullet"/>
+      <w:lvlText w:val="○"/>
+      <w:lvlJc w:val="left"/>
+      <w:pPr>
+        <w:ind w:left="1440" w:hanging="360"/>
+      </w:pPr>
+      <w:rPr>
+        <w:u w:val="none"/>
+      </w:rPr>
+    </w:lvl>
+    <w:lvl w:ilvl="2">
+      <w:start w:val="1"/>
+      <w:numFmt w:val="bullet"/>
+      <w:lvlText w:val="■"/>
+      <w:lvlJc w:val="left"/>
+      <w:pPr>
+        <w:ind w:left="2160" w:hanging="360"/>
+      </w:pPr>
+      <w:rPr>
+        <w:u w:val="none"/>
+      </w:rPr>
+    </w:lvl>
+    <w:lvl w:ilvl="3">
+      <w:start w:val="1"/>
+      <w:numFmt w:val="bullet"/>
+      <w:lvlText w:val="●"/>
+      <w:lvlJc w:val="left"/>
+      <w:pPr>
+        <w:ind w:left="2880" w:hanging="360"/>
+      </w:pPr>
+      <w:rPr>
+        <w:u w:val="none"/>
+      </w:rPr>
+    </w:lvl>
+    <w:lvl w:ilvl="4">
+      <w:start w:val="1"/>
+      <w:numFmt w:val="bullet"/>
+      <w:lvlText w:val="○"/>
+      <w:lvlJc w:val="left"/>
+      <w:pPr>
+        <w:ind w:left="3600" w:hanging="360"/>
+      </w:pPr>
+      <w:rPr>
+        <w:u w:val="none"/>
+      </w:rPr>
+    </w:lvl>
+    <w:lvl w:ilvl="5">
+      <w:start w:val="1"/>
+      <w:numFmt w:val="bullet"/>
+      <w:lvlText w:val="■"/>
+      <w:lvlJc w:val="left"/>
+      <w:pPr>
+        <w:ind w:left="4320" w:hanging="360"/>
+      </w:pPr>
+      <w:rPr>
+        <w:u w:val="none"/>
+      </w:rPr>
+    </w:lvl>
+    <w:lvl w:ilvl="6">
+      <w:start w:val="1"/>
+      <w:numFmt w:val="bullet"/>
+      <w:lvlText w:val="●"/>
+      <w:lvlJc w:val="left"/>
+      <w:pPr>
+        <w:ind w:left="5040" w:hanging="360"/>
+      </w:pPr>
+      <w:rPr>
+        <w:u w:val="none"/>
+      </w:rPr>
+    </w:lvl>
+    <w:lvl w:ilvl="7">
+      <w:start w:val="1"/>
+      <w:numFmt w:val="bullet"/>
+      <w:lvlText w:val="○"/>
+      <w:lvlJc w:val="left"/>
+      <w:pPr>
+        <w:ind w:left="5760" w:hanging="360"/>
+      </w:pPr>
+      <w:rPr>
+        <w:u w:val="none"/>
+      </w:rPr>
+    </w:lvl>
+    <w:lvl w:ilvl="8">
+      <w:start w:val="1"/>
+      <w:numFmt w:val="bullet"/>
+      <w:lvlText w:val="■"/>
+      <w:lvlJc w:val="left"/>
+      <w:pPr>
+        <w:ind w:left="6480" w:hanging="360"/>
+      </w:pPr>
+      <w:rPr>
+        <w:u w:val="none"/>
+      </w:rPr>
+    </w:lvl>
+  </w:abstractNum>
+  <w:num w:numId="1">
+    <w:abstractNumId w:val="1"/>
+  </w:num>
+  <w:num w:numId="2">
+    <w:abstractNumId w:val="2"/>
+  </w:num>
+  <w:num w:numId="3">
+    <w:abstractNumId w:val="3"/>
+  </w:num>
+</w:numbering>
 </file>
 
 <file path=word/styles.xml><?xml version="1.0" encoding="utf-8"?>
-<w:styles xmlns:mc="http://schemas.openxmlformats.org/markup-compatibility/2006" xmlns:o="urn:schemas-microsoft-com:office:office" xmlns:r="http://schemas.openxmlformats.org/officeDocument/2006/relationships" xmlns:m="http://schemas.openxmlformats.org/officeDocument/2006/math" xmlns:v="urn:schemas-microsoft-com:vml" xmlns:wp="http://schemas.openxmlformats.org/drawingml/2006/wordprocessingDrawing" xmlns:w10="urn:schemas-microsoft-com:office:word" xmlns:w="http://schemas.openxmlformats.org/wordprocessingml/2006/main" xmlns:wne="http://schemas.microsoft.com/office/word/2006/wordml" xmlns:sl="http://schemas.openxmlformats.org/schemaLibrary/2006/main" xmlns:a="http://schemas.openxmlformats.org/drawingml/2006/main" xmlns:pic="http://schemas.openxmlformats.org/drawingml/2006/picture" xmlns:c="http://schemas.openxmlformats.org/drawingml/2006/chart" xmlns:lc="http://schemas.openxmlformats.org/drawingml/2006/lockedCanvas" xmlns:dgm="http://schemas.openxmlformats.org/drawingml/2006/diagram" xmlns:wps="http://schemas.microsoft.com/office/word/2010/wordprocessingShape" xmlns:wpg="http://schemas.microsoft.com/office/word/2010/wordprocessingGroup" xmlns:w14="http://schemas.microsoft.com/office/word/2010/wordml" xmlns:w15="http://schemas.microsoft.com/office/word/2012/wordml">
+<w:styles xmlns:mc="http://schemas.openxmlformats.org/markup-compatibility/2006" xmlns:o="urn:schemas-microsoft-com:office:office" xmlns:r="http://schemas.openxmlformats.org/officeDocument/2006/relationships" xmlns:m="http://schemas.openxmlformats.org/officeDocument/2006/math" xmlns:v="urn:schemas-microsoft-com:vml" xmlns:wp="http://schemas.openxmlformats.org/drawingml/2006/wordprocessingDrawing" xmlns:w10="urn:schemas-microsoft-com:office:word" xmlns:w="http://schemas.openxmlformats.org/wordprocessingml/2006/main" xmlns:wne="http://schemas.microsoft.com/office/word/2006/wordml" xmlns:sl="http://schemas.openxmlformats.org/schemaLibrary/2006/main" xmlns:a="http://schemas.openxmlformats.org/drawingml/2006/main" xmlns:pic="http://schemas.openxmlformats.org/drawingml/2006/picture" xmlns:c="http://schemas.openxmlformats.org/drawingml/2006/chart" xmlns:lc="http://schemas.openxmlformats.org/drawingml/2006/lockedCanvas" xmlns:dgm="http://schemas.openxmlformats.org/drawingml/2006/diagram" xmlns:wps="http://schemas.microsoft.com/office/word/2010/wordprocessingShape" xmlns:wpg="http://schemas.microsoft.com/office/word/2010/wordprocessingGroup" xmlns:w14="http://schemas.microsoft.com/office/word/2010/wordml" xmlns:w15="http://schemas.microsoft.com/office/word/2012/wordml" xmlns:w16="http://schemas.microsoft.com/office/word/2018/wordml" xmlns:w16cex="http://schemas.microsoft.com/office/word/2018/wordml/cex" xmlns:w16cid="http://schemas.microsoft.com/office/word/2016/wordml/cid" xmlns="http://schemas.microsoft.com/office/tasks/2019/documenttasks" xmlns:cr="http://schemas.microsoft.com/office/comments/2020/reactions">
   <w:docDefaults>
     <w:rPrDefault>
       <w:rPr>
@@ -2302,168 +3467,6 @@
       <w:sz w:val="52"/>
       <w:szCs w:val="52"/>
     </w:rPr>
-  </w:style>
-  <w:style w:type="paragraph" w:styleId="Normal" w:default="1">
-    <w:name w:val="normal"/>
-  </w:style>
-  <w:style w:type="table" w:styleId="TableNormal" w:default="1">
-    <w:name w:val="Table Normal"/>
-  </w:style>
-  <w:style w:type="paragraph" w:styleId="Heading1">
-    <w:name w:val="heading 1"/>
-    <w:basedOn w:val="Normal"/>
-    <w:next w:val="Normal"/>
-    <w:pPr>
-      <w:keepNext w:val="1"/>
-      <w:keepLines w:val="1"/>
-      <w:pageBreakBefore w:val="0"/>
-      <w:spacing w:after="500" w:before="400" w:line="276" w:lineRule="auto"/>
-      <w:ind w:left="527" w:hanging="170"/>
-      <w:jc w:val="left"/>
-    </w:pPr>
-    <w:rPr>
-      <w:b w:val="1"/>
-      <w:color w:val="002c4e"/>
-      <w:sz w:val="44"/>
-      <w:szCs w:val="44"/>
-    </w:rPr>
-  </w:style>
-  <w:style w:type="paragraph" w:styleId="Heading2">
-    <w:name w:val="heading 2"/>
-    <w:basedOn w:val="Normal"/>
-    <w:next w:val="Normal"/>
-    <w:pPr>
-      <w:keepNext w:val="1"/>
-      <w:keepLines w:val="1"/>
-      <w:pageBreakBefore w:val="0"/>
-      <w:spacing w:after="300" w:line="276" w:lineRule="auto"/>
-      <w:ind w:left="1247" w:hanging="170"/>
-    </w:pPr>
-    <w:rPr>
-      <w:b w:val="1"/>
-      <w:color w:val="002c4e"/>
-      <w:sz w:val="32"/>
-      <w:szCs w:val="32"/>
-    </w:rPr>
-  </w:style>
-  <w:style w:type="paragraph" w:styleId="Heading3">
-    <w:name w:val="heading 3"/>
-    <w:basedOn w:val="Normal"/>
-    <w:next w:val="Normal"/>
-    <w:pPr>
-      <w:keepNext w:val="1"/>
-      <w:keepLines w:val="1"/>
-      <w:pageBreakBefore w:val="0"/>
-      <w:spacing w:after="300" w:line="276" w:lineRule="auto"/>
-      <w:ind w:left="1972" w:hanging="170"/>
-    </w:pPr>
-    <w:rPr>
-      <w:b w:val="1"/>
-      <w:color w:val="002c4e"/>
-      <w:sz w:val="28"/>
-      <w:szCs w:val="28"/>
-    </w:rPr>
-  </w:style>
-  <w:style w:type="paragraph" w:styleId="Heading4">
-    <w:name w:val="heading 4"/>
-    <w:basedOn w:val="Normal"/>
-    <w:next w:val="Normal"/>
-    <w:pPr>
-      <w:keepNext w:val="1"/>
-      <w:keepLines w:val="1"/>
-      <w:pageBreakBefore w:val="0"/>
-      <w:spacing w:after="300" w:line="276" w:lineRule="auto"/>
-      <w:ind w:left="2687" w:hanging="170"/>
-    </w:pPr>
-    <w:rPr>
-      <w:b w:val="1"/>
-      <w:color w:val="002c4e"/>
-      <w:sz w:val="24"/>
-      <w:szCs w:val="24"/>
-    </w:rPr>
-  </w:style>
-  <w:style w:type="paragraph" w:styleId="Heading5">
-    <w:name w:val="heading 5"/>
-    <w:basedOn w:val="Normal"/>
-    <w:next w:val="Normal"/>
-    <w:pPr>
-      <w:keepNext w:val="1"/>
-      <w:keepLines w:val="1"/>
-      <w:pageBreakBefore w:val="0"/>
-      <w:spacing w:after="80" w:before="240" w:lineRule="auto"/>
-    </w:pPr>
-    <w:rPr>
-      <w:color w:val="666666"/>
-      <w:sz w:val="22"/>
-      <w:szCs w:val="22"/>
-    </w:rPr>
-  </w:style>
-  <w:style w:type="paragraph" w:styleId="Heading6">
-    <w:name w:val="heading 6"/>
-    <w:basedOn w:val="Normal"/>
-    <w:next w:val="Normal"/>
-    <w:pPr>
-      <w:keepNext w:val="1"/>
-      <w:keepLines w:val="1"/>
-      <w:pageBreakBefore w:val="0"/>
-      <w:spacing w:after="80" w:before="240" w:lineRule="auto"/>
-    </w:pPr>
-    <w:rPr>
-      <w:i w:val="1"/>
-      <w:color w:val="666666"/>
-      <w:sz w:val="22"/>
-      <w:szCs w:val="22"/>
-    </w:rPr>
-  </w:style>
-  <w:style w:type="paragraph" w:styleId="Title">
-    <w:name w:val="Title"/>
-    <w:basedOn w:val="Normal"/>
-    <w:next w:val="Normal"/>
-    <w:pPr>
-      <w:keepNext w:val="1"/>
-      <w:keepLines w:val="1"/>
-      <w:spacing w:after="60" w:line="240" w:lineRule="auto"/>
-      <w:ind w:left="720" w:hanging="360"/>
-      <w:jc w:val="left"/>
-    </w:pPr>
-    <w:rPr>
-      <w:rFonts w:ascii="Open Sans ExtraBold" w:cs="Open Sans ExtraBold" w:eastAsia="Open Sans ExtraBold" w:hAnsi="Open Sans ExtraBold"/>
-      <w:color w:val="002c4e"/>
-      <w:sz w:val="52"/>
-      <w:szCs w:val="52"/>
-    </w:rPr>
-  </w:style>
-  <w:style w:type="paragraph" w:styleId="Subtitle">
-    <w:name w:val="Subtitle"/>
-    <w:basedOn w:val="Normal"/>
-    <w:next w:val="Normal"/>
-    <w:pPr>
-      <w:keepNext w:val="1"/>
-      <w:keepLines w:val="1"/>
-      <w:pageBreakBefore w:val="0"/>
-      <w:spacing w:after="600" w:line="240" w:lineRule="auto"/>
-      <w:ind w:firstLine="0"/>
-      <w:jc w:val="left"/>
-    </w:pPr>
-    <w:rPr>
-      <w:rFonts w:ascii="Open Sans SemiBold" w:cs="Open Sans SemiBold" w:eastAsia="Open Sans SemiBold" w:hAnsi="Open Sans SemiBold"/>
-      <w:color w:val="002c4e"/>
-      <w:sz w:val="28"/>
-      <w:szCs w:val="28"/>
-    </w:rPr>
-  </w:style>
-  <w:style w:type="table" w:styleId="Table1">
-    <w:basedOn w:val="TableNormal"/>
-    <w:tblPr>
-      <w:tblStyleRowBandSize w:val="1"/>
-      <w:tblStyleColBandSize w:val="1"/>
-      <w:tblCellMar>
-        <w:top w:w="100.0" w:type="dxa"/>
-        <w:left w:w="100.0" w:type="dxa"/>
-        <w:bottom w:w="100.0" w:type="dxa"/>
-        <w:right w:w="100.0" w:type="dxa"/>
-      </w:tblCellMar>
-    </w:tblPr>
   </w:style>
   <w:style w:type="paragraph" w:styleId="Subtitle">
     <w:name w:val="Subtitle"/>
@@ -2818,19 +3821,4 @@
   </a:objectDefaults>
   <a:extraClrSchemeLst/>
 </a:theme>
-</file>
-
-<file path=customXML/item1.xml><?xml version="1.0" encoding="utf-8"?>
-<go:gDocsCustomXmlDataStorage xmlns:go="http://customooxmlschemas.google.com/" xmlns:r="http://schemas.openxmlformats.org/officeDocument/2006/relationships" uri="GoogleDocsCustomDataVersion2">
-  <go:docsCustomData xmlns:go="http://customooxmlschemas.google.com/" roundtripDataSignature="AMtx7mi227mtuFjTIqaSmKaBq+8/GZNO4A==">CgMxLjAyCGguZ2pkZ3hzMgloLjMwajB6bGwyCWguMWZvYjl0ZTIJaC4zem55c2g3MgloLjJldDkycDAyCGgudHlqY3d0MgloLjNkeTZ2a20yCWguMXQzaDVzZjIJaC40ZDM0b2c4MgloLjJzOGV5bzEyCWguMTdkcDh2dTIJaC4zcmRjcmpuMgloLjI2aW4xcmcyCGgubG54Yno5MgloLjM1bmt1bjIyCWguMWtzdjR1djIJaC40NHNpbmlvMgloLjJqeHN4cWgyCGguejMzN3lhMgloLjNqMnFxbTMyCWguMXk4MTB0dzIJaC40aTdvamhwOAByITFmY2FFVWUwR2tUSjkyMlhYS1p2TV8waElaTFY3OUduYQ==</go:docsCustomData>
-</go:gDocsCustomXmlDataStorage>
-</file>
-
-<file path=customXML/itemProps1.xml><?xml version="1.0" encoding="utf-8"?>
-<ds:datastoreItem xmlns:ds="http://schemas.openxmlformats.org/officeDocument/2006/customXml" ds:itemID="{11111111-1234-1234-1234-123412341234}">
-  <ds:schemaRefs>
-    <ds:schemaRef ds:uri="http://schemas.openxmlformats.org/officeDocument/2006/relationships"/>
-    <ds:schemaRef ds:uri="http://customooxmlschemas.google.com/"/>
-  </ds:schemaRefs>
-</ds:datastoreItem>
 </file>